--- a/Tap chi XD_SFOA/KE SAU CAU/paper/Tap chi XD. SFOA.ok.docx
+++ b/Tap chi XD_SFOA/KE SAU CAU/paper/Tap chi XD. SFOA.ok.docx
@@ -1,6 +1,6 @@
 
 <file path=word/document.xml><?xml version="1.0" encoding="utf-8"?>
-<w:document xmlns:wpc="http://schemas.microsoft.com/office/word/2010/wordprocessingCanvas" xmlns:cx="http://schemas.microsoft.com/office/drawing/2014/chartex" xmlns:cx1="http://schemas.microsoft.com/office/drawing/2015/9/8/chartex" xmlns:cx2="http://schemas.microsoft.com/office/drawing/2015/10/21/chartex" xmlns:cx3="http://schemas.microsoft.com/office/drawing/2016/5/9/chartex" xmlns:cx4="http://schemas.microsoft.com/office/drawing/2016/5/10/chartex" xmlns:cx5="http://schemas.microsoft.com/office/drawing/2016/5/11/chartex" xmlns:cx6="http://schemas.microsoft.com/office/drawing/2016/5/12/chartex" xmlns:cx7="http://schemas.microsoft.com/office/drawing/2016/5/13/chartex" xmlns:cx8="http://schemas.microsoft.com/office/drawing/2016/5/14/chartex" xmlns:mc="http://schemas.openxmlformats.org/markup-compatibility/2006" xmlns:aink="http://schemas.microsoft.com/office/drawing/2016/ink" xmlns:am3d="http://schemas.microsoft.com/office/drawing/2017/model3d" xmlns:o="urn:schemas-microsoft-com:office:office" xmlns:oel="http://schemas.microsoft.com/office/2019/extlst" xmlns:r="http://schemas.openxmlformats.org/officeDocument/2006/relationships" xmlns:m="http://schemas.openxmlformats.org/officeDocument/2006/math" xmlns:v="urn:schemas-microsoft-com:vml" xmlns:wp14="http://schemas.microsoft.com/office/word/2010/wordprocessingDrawing" xmlns:wp="http://schemas.openxmlformats.org/drawingml/2006/wordprocessingDrawing" xmlns:w10="urn:schemas-microsoft-com:office:word" xmlns:w="http://schemas.openxmlformats.org/wordprocessingml/2006/main" xmlns:w14="http://schemas.microsoft.com/office/word/2010/wordml" xmlns:w15="http://schemas.microsoft.com/office/word/2012/wordml" xmlns:w16cex="http://schemas.microsoft.com/office/word/2018/wordml/cex" xmlns:w16cid="http://schemas.microsoft.com/office/word/2016/wordml/cid" xmlns:w16="http://schemas.microsoft.com/office/word/2018/wordml" xmlns:w16du="http://schemas.microsoft.com/office/word/2023/wordml/word16du" xmlns:w16sdtdh="http://schemas.microsoft.com/office/word/2020/wordml/sdtdatahash" xmlns:w16sdtfl="http://schemas.microsoft.com/office/word/2024/wordml/sdtformatlock" xmlns:w16se="http://schemas.microsoft.com/office/word/2015/wordml/symex" xmlns:wpg="http://schemas.microsoft.com/office/word/2010/wordprocessingGroup" xmlns:wpi="http://schemas.microsoft.com/office/word/2010/wordprocessingInk" xmlns:wne="http://schemas.microsoft.com/office/word/2006/wordml" xmlns:wps="http://schemas.microsoft.com/office/word/2010/wordprocessingShape" mc:Ignorable="w14 w15 w16se w16cid w16 w16cex w16sdtdh w16sdtfl w16du wp14">
+<w:document xmlns:wpc="http://schemas.microsoft.com/office/word/2010/wordprocessingCanvas" xmlns:cx="http://schemas.microsoft.com/office/drawing/2014/chartex" xmlns:cx1="http://schemas.microsoft.com/office/drawing/2015/9/8/chartex" xmlns:cx2="http://schemas.microsoft.com/office/drawing/2015/10/21/chartex" xmlns:cx3="http://schemas.microsoft.com/office/drawing/2016/5/9/chartex" xmlns:cx4="http://schemas.microsoft.com/office/drawing/2016/5/10/chartex" xmlns:cx5="http://schemas.microsoft.com/office/drawing/2016/5/11/chartex" xmlns:cx6="http://schemas.microsoft.com/office/drawing/2016/5/12/chartex" xmlns:cx7="http://schemas.microsoft.com/office/drawing/2016/5/13/chartex" xmlns:cx8="http://schemas.microsoft.com/office/drawing/2016/5/14/chartex" xmlns:mc="http://schemas.openxmlformats.org/markup-compatibility/2006" xmlns:aink="http://schemas.microsoft.com/office/drawing/2016/ink" xmlns:am3d="http://schemas.microsoft.com/office/drawing/2017/model3d" xmlns:o="urn:schemas-microsoft-com:office:office" xmlns:r="http://schemas.openxmlformats.org/officeDocument/2006/relationships" xmlns:m="http://schemas.openxmlformats.org/officeDocument/2006/math" xmlns:v="urn:schemas-microsoft-com:vml" xmlns:wp14="http://schemas.microsoft.com/office/word/2010/wordprocessingDrawing" xmlns:wp="http://schemas.openxmlformats.org/drawingml/2006/wordprocessingDrawing" xmlns:w10="urn:schemas-microsoft-com:office:word" xmlns:w="http://schemas.openxmlformats.org/wordprocessingml/2006/main" xmlns:w14="http://schemas.microsoft.com/office/word/2010/wordml" xmlns:w15="http://schemas.microsoft.com/office/word/2012/wordml" xmlns:w16cid="http://schemas.microsoft.com/office/word/2016/wordml/cid" xmlns:w16se="http://schemas.microsoft.com/office/word/2015/wordml/symex" xmlns:wpg="http://schemas.microsoft.com/office/word/2010/wordprocessingGroup" xmlns:wpi="http://schemas.microsoft.com/office/word/2010/wordprocessingInk" xmlns:wne="http://schemas.microsoft.com/office/word/2006/wordml" xmlns:wps="http://schemas.microsoft.com/office/word/2010/wordprocessingShape" mc:Ignorable="w14 w15 w16se w16cid wp14">
   <w:body>
     <w:p>
       <w:pPr>
@@ -18,7 +18,31 @@
           <w:sz w:val="26"/>
           <w:szCs w:val="26"/>
         </w:rPr>
-        <w:t>Tối ưu thể tích bê tông kết cấu kè sau cầu bằng thuật toán tối ưu sao biển</w:t>
+        <w:t xml:space="preserve">Tối ưu thể tích bê tông kết cấu </w:t>
+      </w:r>
+      <w:r>
+        <w:rPr>
+          <w:b/>
+          <w:sz w:val="26"/>
+          <w:szCs w:val="26"/>
+        </w:rPr>
+        <w:t xml:space="preserve">tường chắn phía sau cầu tàu </w:t>
+      </w:r>
+      <w:r>
+        <w:rPr>
+          <w:b/>
+          <w:sz w:val="26"/>
+          <w:szCs w:val="26"/>
+        </w:rPr>
+        <w:t>bằng thuật toán tối ưu sao biển</w:t>
+      </w:r>
+      <w:r>
+        <w:rPr>
+          <w:b/>
+          <w:sz w:val="26"/>
+          <w:szCs w:val="26"/>
+        </w:rPr>
+        <w:t xml:space="preserve"> (SFOA)</w:t>
       </w:r>
     </w:p>
     <w:p>
@@ -37,7 +61,7 @@
           <w:sz w:val="26"/>
           <w:szCs w:val="26"/>
         </w:rPr>
-        <w:t>Concrete Volume Optimization of the Bridge-Abutment Revetment Structure Using the Starfish Optimization Algorithm (SFOA)</w:t>
+        <w:t>Concrete Volume Optimization of the Retaining Wall Behind the Jetty Using the Starfish Optimization Algorithm (SFOA)</w:t>
       </w:r>
     </w:p>
     <w:p>
@@ -276,7 +300,171 @@
           <w:sz w:val="26"/>
           <w:szCs w:val="26"/>
         </w:rPr>
-        <w:t>Nghiên cứu áp dụng thuật toán tối ưu sao biển gốc (Original Starfish Optimization Algorithm – SFOA) để tối thiểu hóa thể tích bê tông kết cấu tường chắn và bản đáy của một công trình kè sau cầu thực tế, chịu đồng thời năm nhóm ràng buộc kỹ thuật theo tiêu chuẩn Việt Nam hiện hành. Mô hình phần tử hữu hạn SAP2000 được liên kết trực tiếp với MATLAB qua giao diện COM, cho phép SFOA cập nhật sáu biến chiều dày độc lập (bốn vùng tường, hai vùng bản đáy) và đánh giá phản hồi kết cấu bằng phân tích FEM trong từng bước lặp. Các nhóm ràng buộc gồm sức chịu tải cọc (TCVN 10304:2025), chuyển vị ngang đỉnh tường (TCVN 11820-5:2021), khả năng chịu cắt và bề rộng vết nứt (TCVN 4116:2023), và chọc thủng bản đáy theo từng cọc; nghiệm tối ưu được hậu kiểm theo EN 1992-1-1. Kết quả tối ưu với quần thể 50 cá thể, 50 vòng lặp cho thể tích bê tông 231,16 m³, giảm thể tích bê tông 52,98 m³ (18,65%) so với thiết kế hiện trạng (284,14 m³), đồng thời thỏa mãn toàn bộ năm nhóm ràng buộc kỹ thuật. Đường cong hội tụ ổn định từ khoảng vòng lặp thứ 34. Kết quả cho thấy phương pháp tối ưu có khả năng phân bổ lại chiều dày giữa các vùng kết cấu theo mức độ yêu cầu chịu lực, qua đó giảm thể tích bê tông so với phương án hiện trạng.</w:t>
+        <w:t xml:space="preserve">Nghiên cứu áp dụng thuật toán tối ưu sao biển (Original Starfish Optimization Algorithm – SFOA) để tối thiểu hóa thể tích bê tông kết cấu tường chắn và bản đáy của một công trình thực tế phía sau cầu tàu, chịu đồng thời </w:t>
+      </w:r>
+      <w:r>
+        <w:rPr>
+          <w:sz w:val="26"/>
+          <w:szCs w:val="26"/>
+        </w:rPr>
+        <w:t>các</w:t>
+      </w:r>
+      <w:r>
+        <w:rPr>
+          <w:sz w:val="26"/>
+          <w:szCs w:val="26"/>
+        </w:rPr>
+        <w:t xml:space="preserve"> nhóm ràng buộc kỹ thuật theo tiêu chuẩn </w:t>
+      </w:r>
+      <w:r>
+        <w:rPr>
+          <w:sz w:val="26"/>
+          <w:szCs w:val="26"/>
+        </w:rPr>
+        <w:t>thiết kế</w:t>
+      </w:r>
+      <w:r>
+        <w:rPr>
+          <w:sz w:val="26"/>
+          <w:szCs w:val="26"/>
+        </w:rPr>
+        <w:t xml:space="preserve"> hiện hành.</w:t>
+      </w:r>
+      <w:r>
+        <w:rPr>
+          <w:sz w:val="26"/>
+          <w:szCs w:val="26"/>
+        </w:rPr>
+        <w:t xml:space="preserve"> </w:t>
+      </w:r>
+      <w:r>
+        <w:rPr>
+          <w:sz w:val="26"/>
+          <w:szCs w:val="26"/>
+        </w:rPr>
+        <w:t xml:space="preserve">Mô hình phần tử hữu hạn SAP2000 được liên kết trực tiếp với MATLAB qua giao diện COM, cho phép SFOA cập nhật </w:t>
+      </w:r>
+      <w:r>
+        <w:rPr>
+          <w:sz w:val="26"/>
+          <w:szCs w:val="26"/>
+        </w:rPr>
+        <w:t>sáu</w:t>
+      </w:r>
+      <w:r>
+        <w:rPr>
+          <w:sz w:val="26"/>
+          <w:szCs w:val="26"/>
+        </w:rPr>
+        <w:t xml:space="preserve"> biến chiều </w:t>
+      </w:r>
+      <w:r>
+        <w:rPr>
+          <w:sz w:val="26"/>
+          <w:szCs w:val="26"/>
+        </w:rPr>
+        <w:t xml:space="preserve">dày </w:t>
+      </w:r>
+      <w:r>
+        <w:rPr>
+          <w:sz w:val="26"/>
+          <w:szCs w:val="26"/>
+        </w:rPr>
+        <w:t>của các vùng kết cấu</w:t>
+      </w:r>
+      <w:r>
+        <w:t xml:space="preserve"> </w:t>
+      </w:r>
+      <w:r>
+        <w:rPr>
+          <w:sz w:val="26"/>
+          <w:szCs w:val="26"/>
+        </w:rPr>
+        <w:t xml:space="preserve">và đánh giá phản hồi kết cấu bằng phân tích </w:t>
+      </w:r>
+      <w:r>
+        <w:rPr>
+          <w:sz w:val="26"/>
+          <w:szCs w:val="26"/>
+        </w:rPr>
+        <w:t>phần tử hữu hạn (</w:t>
+      </w:r>
+      <w:r>
+        <w:rPr>
+          <w:sz w:val="26"/>
+          <w:szCs w:val="26"/>
+        </w:rPr>
+        <w:t>FEM</w:t>
+      </w:r>
+      <w:r>
+        <w:rPr>
+          <w:sz w:val="26"/>
+          <w:szCs w:val="26"/>
+        </w:rPr>
+        <w:t>)</w:t>
+      </w:r>
+      <w:r>
+        <w:rPr>
+          <w:sz w:val="26"/>
+          <w:szCs w:val="26"/>
+        </w:rPr>
+        <w:t xml:space="preserve"> trong từng bước lặp. Các nhóm ràng buộc gồm sức chịu tải cọc, chuyển vị ngang đỉnh tường, khả năng chịu cắt và bề rộng vết nứt, và chọc thủng bản đáy theo từng cọc. Kết quả tối ưu với quần thể 50 cá thể, 50 vòng lặp cho thể tích bê tông 231,16 m³, giảm thể tích bê tông 52,98 m³ (18,65%) so với </w:t>
+      </w:r>
+      <w:r>
+        <w:rPr>
+          <w:sz w:val="26"/>
+          <w:szCs w:val="26"/>
+        </w:rPr>
+        <w:t xml:space="preserve">phương án kết cấu hiện hữu </w:t>
+      </w:r>
+      <w:r>
+        <w:rPr>
+          <w:sz w:val="26"/>
+          <w:szCs w:val="26"/>
+        </w:rPr>
+        <w:t>(284,14 m³)</w:t>
+      </w:r>
+      <w:r>
+        <w:rPr>
+          <w:sz w:val="26"/>
+          <w:szCs w:val="26"/>
+        </w:rPr>
+        <w:t>; đ</w:t>
+      </w:r>
+      <w:r>
+        <w:rPr>
+          <w:sz w:val="26"/>
+          <w:szCs w:val="26"/>
+        </w:rPr>
+        <w:t>ường cong hội tụ ổn định từ vòng lặp thứ 34</w:t>
+      </w:r>
+      <w:r>
+        <w:rPr>
+          <w:sz w:val="26"/>
+          <w:szCs w:val="26"/>
+        </w:rPr>
+        <w:t xml:space="preserve"> trở đi</w:t>
+      </w:r>
+      <w:r>
+        <w:rPr>
+          <w:sz w:val="26"/>
+          <w:szCs w:val="26"/>
+        </w:rPr>
+        <w:t xml:space="preserve">. Kết quả cho thấy phương pháp tối ưu có khả năng phân bổ lại chiều dày giữa các vùng kết cấu theo mức độ yêu cầu chịu lực, qua đó giảm thể tích bê tông so với phương án </w:t>
+      </w:r>
+      <w:r>
+        <w:rPr>
+          <w:sz w:val="26"/>
+          <w:szCs w:val="26"/>
+        </w:rPr>
+        <w:t>kết cấu hiện hữu</w:t>
+      </w:r>
+      <w:r>
+        <w:rPr>
+          <w:sz w:val="26"/>
+          <w:szCs w:val="26"/>
+        </w:rPr>
+        <w:t>.</w:t>
       </w:r>
     </w:p>
     <w:p>
@@ -299,10 +487,11 @@
       </w:r>
       <w:r>
         <w:rPr>
-          <w:sz w:val="26"/>
-          <w:szCs w:val="26"/>
-        </w:rPr>
-        <w:t>Thuật toán tối ưu sao biển; tối ưu thể tích bê tông; kè sau cầu; SAP2000–MATLAB; TCVN 10304:2025; TCVN 4116:2023.</w:t>
+          <w:bCs/>
+          <w:sz w:val="26"/>
+          <w:szCs w:val="26"/>
+        </w:rPr>
+        <w:t>Thuật toán tối ưu sao biển; tối ưu thể tích bê tông; tường chắn phía sau cầu tàu; SAP2000–MATLAB; tối ưu kết cấu.</w:t>
       </w:r>
     </w:p>
     <w:p>
@@ -338,7 +527,22 @@
           <w:sz w:val="26"/>
           <w:szCs w:val="26"/>
         </w:rPr>
-        <w:t xml:space="preserve">This study applies the original Starfish Optimization Algorithm (SFOA) to minimize the concrete volume of the retaining wall and base slab of an actual bridge-abutment revetment structure, subject to five groups of simultaneous technical constraints under current Vietnamese standards. A SAP2000 finite-element model is directly coupled with MATLAB through a COM interface, allowing SFOA to update six independent thickness variables (four wall zones, two base-slab zones) and evaluate the structural response through FEM analysis at every iteration. The constraint groups comprise pile </w:t>
+        <w:t xml:space="preserve">This study applies the </w:t>
+      </w:r>
+      <w:r>
+        <w:rPr>
+          <w:bCs/>
+          <w:sz w:val="26"/>
+          <w:szCs w:val="26"/>
+        </w:rPr>
+        <w:t>Original Starfish Optimization Algorithm (SFOA)</w:t>
+      </w:r>
+      <w:r>
+        <w:rPr>
+          <w:sz w:val="26"/>
+          <w:szCs w:val="26"/>
+        </w:rPr>
+        <w:t xml:space="preserve"> to minimize the concrete volume of the retaining wall and base slab of an actual structure behind a jetty, subject to simultaneous technical constraints under current design standards. The SAP2000 finite-element model is directly coupled with MATLAB through a COM interface, allowing SFOA to update six thickness variables of the structural zones and evaluate structural responses through finite-element analysis (FEM) at each iteration. The constraints include pile bearing capacity, lateral displacement at the wall top, shear capacity, crack width, and punching shear of the base slab at individual piles. With a </w:t>
       </w:r>
       <w:r>
         <w:rPr>
@@ -346,7 +550,52 @@
           <w:szCs w:val="26"/>
         </w:rPr>
         <w:lastRenderedPageBreak/>
-        <w:t>bearing capacity (TCVN 10304:2025), lateral displacement at the wall top (TCVN 11820-5:2021), shear capacity and crack width (TCVN 4116:2023), and base-slab punching shear at each pile; the optimal solution is additionally verified according to EN 1992-1-1. With a population of 50 individuals over 50 iterations, the optimal solution reaches a concrete volume of 231.16 m³, a reduction of 52.98 m³ (18.65%) compared with the as-built design (284.14 m³), while satisfying all five groups of constraints. The convergence curve stabilizes from around iteration 34. The results indicate that the proposed optimization approach can reallocate the thickness of the structural zones according to their structural demand, thereby reducing the concrete volume relative to the as-built design.</w:t>
+        <w:t xml:space="preserve">population of 50 individuals and 50 iterations, the optimization yields a concrete volume of </w:t>
+      </w:r>
+      <w:r>
+        <w:rPr>
+          <w:bCs/>
+          <w:sz w:val="26"/>
+          <w:szCs w:val="26"/>
+        </w:rPr>
+        <w:t>231.16 m³</w:t>
+      </w:r>
+      <w:r>
+        <w:rPr>
+          <w:sz w:val="26"/>
+          <w:szCs w:val="26"/>
+        </w:rPr>
+        <w:t xml:space="preserve">, representing a reduction of </w:t>
+      </w:r>
+      <w:r>
+        <w:rPr>
+          <w:bCs/>
+          <w:sz w:val="26"/>
+          <w:szCs w:val="26"/>
+        </w:rPr>
+        <w:t>52.98 m³ (18.65%)</w:t>
+      </w:r>
+      <w:r>
+        <w:rPr>
+          <w:sz w:val="26"/>
+          <w:szCs w:val="26"/>
+        </w:rPr>
+        <w:t xml:space="preserve"> compared with the existing structural design (</w:t>
+      </w:r>
+      <w:r>
+        <w:rPr>
+          <w:bCs/>
+          <w:sz w:val="26"/>
+          <w:szCs w:val="26"/>
+        </w:rPr>
+        <w:t>284.14 m³</w:t>
+      </w:r>
+      <w:r>
+        <w:rPr>
+          <w:sz w:val="26"/>
+          <w:szCs w:val="26"/>
+        </w:rPr>
+        <w:t>); the convergence curve becomes stable from iteration 34 onward. The results demonstrate that the optimization method can redistribute the thicknesses among structural zones according to their load-bearing requirements, thereby reducing the concrete volume compared with the existing structural design.</w:t>
       </w:r>
     </w:p>
     <w:p>
@@ -365,14 +614,21 @@
           <w:sz w:val="26"/>
           <w:szCs w:val="26"/>
         </w:rPr>
-        <w:t xml:space="preserve">Keywords: </w:t>
-      </w:r>
-      <w:r>
-        <w:rPr>
-          <w:sz w:val="26"/>
-          <w:szCs w:val="26"/>
-        </w:rPr>
-        <w:t>Starfish Optimization Algorithm; concrete volume optimization; bridge-abutment revetment; SAP2000–MATLAB; TCVN 10304:2025; TCVN 4116:2023.</w:t>
+        <w:t>Keywords:</w:t>
+      </w:r>
+      <w:r>
+        <w:rPr>
+          <w:sz w:val="26"/>
+          <w:szCs w:val="26"/>
+        </w:rPr>
+        <w:t xml:space="preserve"> </w:t>
+      </w:r>
+      <w:r>
+        <w:rPr>
+          <w:sz w:val="26"/>
+          <w:szCs w:val="26"/>
+        </w:rPr>
+        <w:t>Starfish Optimization Algorithm; concrete volume optimization; retaining wall behind jetty; SAP2000–MATLAB; structural optimization.</w:t>
       </w:r>
     </w:p>
     <w:p>
@@ -410,7 +666,7 @@
           <w:sz w:val="26"/>
           <w:szCs w:val="26"/>
         </w:rPr>
-        <w:t>Kè sau cầu, trong nghiên cứu này, là kết cấu chắn đất phía sau công trình bến bệ cọc cao, bố trí tại khu vực tiếp giáp giữa công trình bến và bãi sau kè, có chức năng giữ ổn định khối đất đắp và bảo vệ mặt bãi sau bến. Do tường chắn và bản đáy thường được chia thành nhiều vùng chiều dày khác nhau theo cao trình và vị trí để phù hợp với sự phân bố nội lực thực tế, thể tích bê tông của kết cấu phụ thuộc đồng thời vào nhiều biến thiết kế độc lập. Thiết kế theo kinh nghiệm, dựa trên kiểm tra tuần tự từng tiết diện, khó xác định đồng thời tổ hợp chiều dày tối thiểu cho tất cả các vùng sao cho vẫn thỏa mãn mọi ràng buộc kỹ thuật, dẫn đến dư thừa khả năng chịu lực cục bộ và làm tăng thể tích bê tông sử dụng không cần thiết.</w:t>
+        <w:t>Kết cấu tường chắn phía sau cầu tàu, trong nghiên cứu này, là kết cấu chắn đất phía sau cầu tàu, bố trí tại khu vực tiếp giáp giữa công trình cầu tàu và bãi phía sau bến, có chức năng giữ ổn định khối đất đắp và bảo vệ mặt bãi sau bến. Kết cấu tường chắn gồm các bộ phận bản đáy, tường mặt và tường cánh, thường được chia thành các vùng có chiều dày khác nhau theo cao trình và vị trí nhằm phù hợp với sự phân bố nội lực thực tế. Do đó, thể tích bê tông của kết cấu phụ thuộc đồng thời vào nhiều biến thiết kế là chiều dày của các vùng kết cấu. Trong thiết kế theo phương pháp thông thường, tiết diện thường được lựa chọn sơ bộ dựa trên kinh nghiệm và yêu cầu cấu tạo, sau đó kiểm tra tuần tự từng tiết diện. Cách tiếp cận này khó xác định đồng thời tổ hợp chiều dày tối thiểu cho tất cả các vùng mà vẫn thỏa mãn các ràng buộc kỹ thuật, có thể dẫn đến dư thừa khả năng chịu lực cục bộ và làm tăng thể tích bê tông sử dụng.</w:t>
       </w:r>
     </w:p>
     <w:p>
@@ -427,7 +683,63 @@
           <w:sz w:val="26"/>
           <w:szCs w:val="26"/>
         </w:rPr>
-        <w:t>Các thuật toán tối ưu metaheuristic, kết hợp trực tiếp với mô hình phần tử hữu hạn (FEM) để đánh giá phản hồi kết cấu trong vòng lặp tối ưu, phù hợp với lớp bài toán tối ưu kết cấu có tính phi tuyến cao, biến thiết kế rời rạc và nhiều ràng buộc kỹ thuật đồng thời mà phương pháp giải tích truyền thống khó xử lý [1]. Thuật toán tối ưu sao biển (Starfish Optimization Algorithm -  SFOA) là thuật toán metaheuristic được đề xuất gần đây, lấy cảm hứng từ hành vi săn mồi và tái sinh của sao biển, đã được đánh giá hiệu quả trên nhiều hàm kiểm thử chuẩn và một số bài toán kỹ thuật [1]. Nghiên cứu này không đánh giá SFOA trên các hàm kiểm thử chuẩn mà tập trung vào khả năng ứng dụng SFOA gốc cho bài toán tối ưu kết cấu thực tế, kết hợp trực tiếp với FEM và các ràng buộc theo tiêu chuẩn Việt Nam hiện hành.</w:t>
+        <w:t xml:space="preserve">Các thuật toán tối ưu metaheuristic, kết hợp trực tiếp với mô hình phần tử hữu hạn (FEM) để đánh giá phản hồi kết cấu trong vòng lặp tối ưu, phù hợp với lớp bài toán tối ưu kết cấu có tính phi tuyến cao, biến thiết kế rời rạc và nhiều ràng buộc kỹ thuật đồng thời mà phương pháp </w:t>
+      </w:r>
+      <w:r>
+        <w:rPr>
+          <w:sz w:val="26"/>
+          <w:szCs w:val="26"/>
+        </w:rPr>
+        <w:t>tối ưu cổ điển</w:t>
+      </w:r>
+      <w:r>
+        <w:rPr>
+          <w:sz w:val="26"/>
+          <w:szCs w:val="26"/>
+        </w:rPr>
+        <w:t xml:space="preserve"> khó xử lý [1]. Thuật toán tối ưu sao biển (SFOA) là thuật toán metaheuristic </w:t>
+      </w:r>
+      <w:r>
+        <w:rPr>
+          <w:sz w:val="26"/>
+          <w:szCs w:val="26"/>
+        </w:rPr>
+        <w:t xml:space="preserve">mới </w:t>
+      </w:r>
+      <w:r>
+        <w:rPr>
+          <w:sz w:val="26"/>
+          <w:szCs w:val="26"/>
+        </w:rPr>
+        <w:t>được đề xuất</w:t>
+      </w:r>
+      <w:r>
+        <w:rPr>
+          <w:sz w:val="26"/>
+          <w:szCs w:val="26"/>
+        </w:rPr>
+        <w:t xml:space="preserve"> năm 2025</w:t>
+      </w:r>
+      <w:r>
+        <w:rPr>
+          <w:sz w:val="26"/>
+          <w:szCs w:val="26"/>
+        </w:rPr>
+        <w:t xml:space="preserve">, lấy cảm hứng từ hành vi săn mồi và tái sinh của sao biển, đã được đánh giá hiệu quả trên nhiều hàm kiểm thử chuẩn và một số bài toán kỹ thuật [1]. Nghiên cứu này không đánh giá SFOA trên các hàm kiểm thử chuẩn mà tập trung vào khả năng ứng dụng SFOA cho bài toán tối ưu kết cấu thực tế, kết hợp trực tiếp với FEM và các ràng buộc theo tiêu chuẩn </w:t>
+      </w:r>
+      <w:r>
+        <w:rPr>
+          <w:sz w:val="26"/>
+          <w:szCs w:val="26"/>
+        </w:rPr>
+        <w:t>thiết kế</w:t>
+      </w:r>
+      <w:r>
+        <w:rPr>
+          <w:sz w:val="26"/>
+          <w:szCs w:val="26"/>
+        </w:rPr>
+        <w:t xml:space="preserve"> hiện hành.</w:t>
       </w:r>
     </w:p>
     <w:p>
@@ -444,7 +756,37 @@
           <w:sz w:val="26"/>
           <w:szCs w:val="26"/>
         </w:rPr>
-        <w:t xml:space="preserve">Việc kết hợp SFOA với SAP2000 cho bài toán tối ưu thể tích bê tông kết cấu kè sau cầu, chịu đồng thời năm nhóm ràng buộc kỹ thuật theo hệ tiêu chuẩn phù hợp với công trình bến bệ cọc cao – trong đó có hai tiêu chuẩn mới ban hành gần đây (xem Mục 2.4) </w:t>
+        <w:t xml:space="preserve">Việc kết hợp SFOA với SAP2000 cho bài toán tối ưu thể tích bê tông kết cấu tường chắn phía sau cầu tàu, chịu đồng thời các nhóm ràng buộc kỹ thuật theo tiêu chuẩn thiết kế hiện hành, chưa được xem xét trong phạm vi khảo sát của nghiên cứu này. Mục tiêu của nghiên cứu là: (1) </w:t>
+      </w:r>
+      <w:r>
+        <w:rPr>
+          <w:bCs/>
+          <w:sz w:val="26"/>
+          <w:szCs w:val="26"/>
+        </w:rPr>
+        <w:t>Xây dựng</w:t>
+      </w:r>
+      <w:r>
+        <w:rPr>
+          <w:sz w:val="26"/>
+          <w:szCs w:val="26"/>
+        </w:rPr>
+        <w:t xml:space="preserve"> khung tính toán SAP2000–MATLAB–SFOA cho bài toán tối ưu thể tích bê tông của sáu vùng chiều dày tường chắn phía sau cầu tàu, chịu đồng thời năm nhóm ràng buộc kỹ thuật theo hệ tiêu chuẩn được lựa chọn; (2) </w:t>
+      </w:r>
+      <w:r>
+        <w:rPr>
+          <w:bCs/>
+          <w:sz w:val="26"/>
+          <w:szCs w:val="26"/>
+        </w:rPr>
+        <w:t>Áp dụng</w:t>
+      </w:r>
+      <w:r>
+        <w:rPr>
+          <w:sz w:val="26"/>
+          <w:szCs w:val="26"/>
+        </w:rPr>
+        <w:t xml:space="preserve"> </w:t>
       </w:r>
       <w:r>
         <w:rPr>
@@ -452,7 +794,21 @@
           <w:szCs w:val="26"/>
         </w:rPr>
         <w:lastRenderedPageBreak/>
-        <w:t>– trong phạm vi nghiên cứu được khảo sát, chưa được xem xét. Mục tiêu của nghiên cứu là: (1) xây dựng khung tính toán SAP2000-MATLAB-SFOA cho bài toán tối ưu thể tích bê tông của sáu vùng chiều dày kè sau cầu, chịu đồng thời năm nhóm ràng buộc kỹ thuật theo hệ tiêu chuẩn được lựa chọn; (2) áp dụng khung tính toán này cho một công trình thực tế và đánh giá mức giảm thể tích bê tông so với hiện trạng. Đóng góp chính của nghiên cứu là minh chứng qua một công trình thực tế về khả năng ứng dụng SFOA gốc, không cần điều chỉnh hay lai ghép thêm cơ chế nào, cho một bài toán tối ưu kết cấu chắn đất thực tế có nhiều nhóm ràng buộc kỹ thuật đồng thời. Với sáu biến thiết kế được rời rạc hóa theo bước 0,01 m, không gian thiết kế chứa số lượng lớn các phương án có thể lựa chọn, khiến việc khảo sát toàn bộ đòi hỏi chi phí tính toán cao. Do đó, nghiên cứu sử dụng SFOA để tìm kiếm nghiệm tối ưu.</w:t>
+        <w:t>khung tính toán này cho một công trình thực tế và đánh giá mức giảm thể tích bê tông so với hiện trạng. Đóng góp chính của nghiên cứu là minh chứng qua một công trình thực tế về khả năng ứng dụng SFOA gốc, không cần điều chỉnh hay lai ghép thêm cơ chế nào, cho một bài toán tối ưu kết cấu chắn đất thực tế có nhiều nhóm ràng buộc kỹ thuật đồng thời. Với sáu biến thiết kế được rời rạc hóa theo bước 0,01 m, không gian thiết kế chứa số lượng lớn các phương án có thể lựa chọn, khiến việc khảo sát toàn bộ đòi hỏi chi phí tính toán cao. Do đó, nghiên cứu sử dụng SFOA để tìm kiếm nghiệm tối ưu</w:t>
+      </w:r>
+      <w:r>
+        <w:rPr>
+          <w:sz w:val="26"/>
+          <w:szCs w:val="26"/>
+        </w:rPr>
+        <w:t xml:space="preserve"> là cần thiết</w:t>
+      </w:r>
+      <w:r>
+        <w:rPr>
+          <w:sz w:val="26"/>
+          <w:szCs w:val="26"/>
+        </w:rPr>
+        <w:t>.</w:t>
       </w:r>
     </w:p>
     <w:p>
@@ -507,7 +863,35 @@
           <w:sz w:val="26"/>
           <w:szCs w:val="26"/>
         </w:rPr>
-        <w:t>Đối tượng nghiên cứu, như mô tả ở Mục 1, là hệ kết cấu có tường chắn cao 4,5 m, chia thành bốn vùng chiều dày độc lập theo cao trình và vị trí dọc tuyến, liên kết với bản đáy đặt trên hệ 142 cọc bê tông ly tâm ứng suất trước (đường kính D400 và D500); bản đáy được chia thành hai vùng chiều dày độc lập. Hệ kết cấu thuộc loại bến bệ cọc cao, với kết cấu chắn đất phía sau bến; các kiểm tra được thực hiện theo hệ tiêu chuẩn trình bày ở Mục 2.4. Tường chắn và bản đáy được mô hình hóa bằng phần tử vỏ (shell) trong SAP2000, sử dụng bê tông mác M350; hệ cọc được mô hình bằng phần tử thanh (frame), với kích thước và bố trí được giữ nguyên trong suốt quá trình tối ưu.</w:t>
+        <w:t>Hệ kết cấu được sử dụng làm đối tượng nghiên cứu, như mô tả ở Mục 1, là tường chắn cao 4,5 m, gồm tường mặt với ba vùng có chiều dày khác nhau theo cao trình và vị trí dọc tuyến; tường cánh có một chiều dày không đổi dọc tuyến và liên kết với bản đáy đặt trên hệ 142 cọc bê tông ly tâm ứng suất trước</w:t>
+      </w:r>
+      <w:r>
+        <w:rPr>
+          <w:sz w:val="26"/>
+          <w:szCs w:val="26"/>
+        </w:rPr>
+        <w:t xml:space="preserve"> (</w:t>
+      </w:r>
+      <w:r>
+        <w:rPr>
+          <w:sz w:val="26"/>
+          <w:szCs w:val="26"/>
+        </w:rPr>
+        <w:t>D400 và D500</w:t>
+      </w:r>
+      <w:r>
+        <w:rPr>
+          <w:sz w:val="26"/>
+          <w:szCs w:val="26"/>
+        </w:rPr>
+        <w:t>); b</w:t>
+      </w:r>
+      <w:r>
+        <w:rPr>
+          <w:sz w:val="26"/>
+          <w:szCs w:val="26"/>
+        </w:rPr>
+        <w:t>ản đáy được chia thành hai vùng chiều dày độc lập. Tường chắn và bản đáy được mô hình hóa bằng phần tử vỏ (shell) trong SAP2000, sử dụng bê tông mác M350; hệ cọc được mô hình hóa bằng phần tử thanh (frame), với kích thước và bố trí được giữ nguyên trong suốt quá trình tối ưu.</w:t>
       </w:r>
     </w:p>
     <w:tbl>
@@ -656,7 +1040,7 @@
                           </pic:cNvPicPr>
                         </pic:nvPicPr>
                         <pic:blipFill>
-                          <a:blip r:embed="rId6">
+                          <a:blip r:embed="rId6" cstate="print">
                             <a:extLst>
                               <a:ext uri="{28A0092B-C50C-407E-A947-70E740481C1C}">
                                 <a14:useLocalDpi xmlns:a14="http://schemas.microsoft.com/office/drawing/2010/main" val="0"/>
@@ -711,14 +1095,14 @@
           <w:sz w:val="26"/>
           <w:szCs w:val="26"/>
         </w:rPr>
-        <w:t xml:space="preserve">Hình 1. Mô hình phần tử hữu hạn 3D của kết cấu kè sau </w:t>
-      </w:r>
-      <w:r>
-        <w:rPr>
-          <w:sz w:val="26"/>
-          <w:szCs w:val="26"/>
-        </w:rPr>
-        <w:t>cầu</w:t>
+        <w:t xml:space="preserve">Hình 1. Mô hình phần tử hữu hạn 3D của kết cấu </w:t>
+      </w:r>
+      <w:r>
+        <w:rPr>
+          <w:sz w:val="26"/>
+          <w:szCs w:val="26"/>
+        </w:rPr>
+        <w:t xml:space="preserve">tường chắn phía sau cầu tàu </w:t>
       </w:r>
     </w:p>
     <w:p>
@@ -752,8 +1136,50 @@
           <w:sz w:val="26"/>
           <w:szCs w:val="26"/>
         </w:rPr>
+        <w:t xml:space="preserve">Hệ kết cấu chịu các trường hợp tải </w:t>
+      </w:r>
+      <w:r>
+        <w:rPr>
+          <w:sz w:val="26"/>
+          <w:szCs w:val="26"/>
+        </w:rPr>
+        <w:t xml:space="preserve">trọng </w:t>
+      </w:r>
+      <w:r>
+        <w:rPr>
+          <w:sz w:val="26"/>
+          <w:szCs w:val="26"/>
+        </w:rPr>
+        <w:t xml:space="preserve">gồm tĩnh tải bản thân (DEAD), tải đất đắp sau tường (Gdat), tải tập trung do áp lực đất (Pdat), tải phân bố do áp lực đất (ALD) và hoạt tải trên mặt bãi (HH). </w:t>
+      </w:r>
+      <w:r>
+        <w:rPr>
+          <w:sz w:val="26"/>
+          <w:szCs w:val="26"/>
+        </w:rPr>
+        <w:t>Tĩnh tải bản th</w:t>
+      </w:r>
+      <w:r>
+        <w:rPr>
+          <w:sz w:val="26"/>
+          <w:szCs w:val="26"/>
+        </w:rPr>
+        <w:t xml:space="preserve">ân </w:t>
+      </w:r>
+      <w:r>
+        <w:rPr>
+          <w:sz w:val="26"/>
+          <w:szCs w:val="26"/>
+        </w:rPr>
+        <w:t xml:space="preserve">được SAP2000 tự động xác định từ trọng lượng </w:t>
+      </w:r>
+      <w:r>
+        <w:rPr>
+          <w:sz w:val="26"/>
+          <w:szCs w:val="26"/>
+        </w:rPr>
         <w:lastRenderedPageBreak/>
-        <w:t xml:space="preserve">Hệ kết cấu chịu các trường hợp tải gồm tĩnh tải bản thân (DEAD), tải đất đắp sau tường (Gdat), tải tập trung do áp lực đất (Pdat), tải phân bố do áp lực đất (ALD) và hoạt tải trên mặt bãi (HH). Tải DEAD được SAP2000 tự động xác định từ trọng lượng bản thân của kết cấu; các tải còn lại được nhập trực tiếp vào mô hình với các giá trị như Bảng </w:t>
+        <w:t xml:space="preserve">bản thân của kết cấu; các tải còn lại được nhập trực tiếp vào mô hình với các giá trị như Bảng </w:t>
       </w:r>
       <w:r>
         <w:rPr>
@@ -937,6 +1363,16 @@
               </w:rPr>
               <w:t>Dạng tải</w:t>
             </w:r>
+            <w:r>
+              <w:rPr>
+                <w:b/>
+                <w:bCs/>
+                <w:color w:val="000000"/>
+                <w:sz w:val="26"/>
+                <w:szCs w:val="26"/>
+              </w:rPr>
+              <w:t xml:space="preserve"> trọng</w:t>
+            </w:r>
           </w:p>
         </w:tc>
       </w:tr>
@@ -1504,7 +1940,21 @@
           <w:sz w:val="26"/>
           <w:szCs w:val="26"/>
         </w:rPr>
-        <w:t xml:space="preserve">tổ hợp tải được xét: </w:t>
+        <w:t xml:space="preserve">tổ hợp tải </w:t>
+      </w:r>
+      <w:r>
+        <w:rPr>
+          <w:sz w:val="26"/>
+          <w:szCs w:val="26"/>
+        </w:rPr>
+        <w:t xml:space="preserve">trọng </w:t>
+      </w:r>
+      <w:r>
+        <w:rPr>
+          <w:sz w:val="26"/>
+          <w:szCs w:val="26"/>
+        </w:rPr>
+        <w:t xml:space="preserve">được xét: </w:t>
       </w:r>
     </w:p>
     <w:p>
@@ -1555,7 +2005,28 @@
           <w:sz w:val="26"/>
           <w:szCs w:val="26"/>
         </w:rPr>
-        <w:t>BAO=ENVEN(TH1; TH2</w:t>
+        <w:t>BAO=ENVE</w:t>
+      </w:r>
+      <w:r>
+        <w:rPr>
+          <w:sz w:val="26"/>
+          <w:szCs w:val="26"/>
+        </w:rPr>
+        <w:t xml:space="preserve">LOPE </w:t>
+      </w:r>
+      <w:r>
+        <w:rPr>
+          <w:sz w:val="26"/>
+          <w:szCs w:val="26"/>
+        </w:rPr>
+        <w:t>(TH1; TH2</w:t>
+      </w:r>
+      <w:r>
+        <w:rPr>
+          <w:sz w:val="26"/>
+          <w:szCs w:val="26"/>
+        </w:rPr>
+        <w:t>)</w:t>
       </w:r>
     </w:p>
     <w:p>
@@ -1641,7 +2112,77 @@
           <w:sz w:val="26"/>
           <w:szCs w:val="26"/>
         </w:rPr>
-        <w:t>] là chiều dày của bốn vùng tường chắn và hai vùng bản đáy. Các biến được rời rạc hóa theo bước 0,01 m trước khi cập nhật vào mô hình SAP2000. Miền giá trị khảo sát (m) là x</w:t>
+        <w:t xml:space="preserve">] </w:t>
+      </w:r>
+      <w:r>
+        <w:rPr>
+          <w:sz w:val="26"/>
+          <w:szCs w:val="26"/>
+        </w:rPr>
+        <w:t xml:space="preserve">lần lượt </w:t>
+      </w:r>
+      <w:r>
+        <w:rPr>
+          <w:sz w:val="26"/>
+          <w:szCs w:val="26"/>
+        </w:rPr>
+        <w:t xml:space="preserve">là chiều dày của </w:t>
+      </w:r>
+      <w:r>
+        <w:rPr>
+          <w:sz w:val="26"/>
+          <w:szCs w:val="26"/>
+        </w:rPr>
+        <w:t>tường cánh, ba vùng</w:t>
+      </w:r>
+      <w:r>
+        <w:rPr>
+          <w:sz w:val="26"/>
+          <w:szCs w:val="26"/>
+        </w:rPr>
+        <w:t xml:space="preserve"> tường </w:t>
+      </w:r>
+      <w:r>
+        <w:rPr>
+          <w:sz w:val="26"/>
+          <w:szCs w:val="26"/>
+        </w:rPr>
+        <w:t>mặt</w:t>
+      </w:r>
+      <w:r>
+        <w:rPr>
+          <w:sz w:val="26"/>
+          <w:szCs w:val="26"/>
+        </w:rPr>
+        <w:t xml:space="preserve"> và hai vùng bản đáy. Các biến được rời rạc hóa theo bước 0,01 m trước khi cập nhật vào mô hình SAP2000. Miền giá trị khảo sát </w:t>
+      </w:r>
+      <w:r>
+        <w:rPr>
+          <w:sz w:val="26"/>
+          <w:szCs w:val="26"/>
+        </w:rPr>
+        <w:t>được xác định theo các yêu cầu về cấu tạo và thi công</w:t>
+      </w:r>
+      <w:r>
+        <w:rPr>
+          <w:sz w:val="26"/>
+          <w:szCs w:val="26"/>
+        </w:rPr>
+        <w:t xml:space="preserve"> </w:t>
+      </w:r>
+      <w:r>
+        <w:rPr>
+          <w:sz w:val="26"/>
+          <w:szCs w:val="26"/>
+        </w:rPr>
+        <w:t xml:space="preserve">gồm: </w:t>
+      </w:r>
+      <w:r>
+        <w:rPr>
+          <w:sz w:val="26"/>
+          <w:szCs w:val="26"/>
+        </w:rPr>
+        <w:t>x</w:t>
       </w:r>
       <w:r>
         <w:rPr>
@@ -1754,10 +2295,10 @@
           <w:noProof/>
         </w:rPr>
         <w:drawing>
-          <wp:inline distT="0" distB="0" distL="0" distR="0" wp14:anchorId="48DD66A0" wp14:editId="215BB0E3">
-            <wp:extent cx="4419217" cy="3124200"/>
-            <wp:effectExtent l="0" t="0" r="635" b="0"/>
-            <wp:docPr id="576129688" name="Picture 1" descr="A drawing of a building&#10;&#10;AI-generated content may be incorrect."/>
+          <wp:inline distT="0" distB="0" distL="0" distR="0" wp14:anchorId="4851D616" wp14:editId="46EDC239">
+            <wp:extent cx="4904255" cy="3467100"/>
+            <wp:effectExtent l="0" t="0" r="0" b="0"/>
+            <wp:docPr id="3" name="Picture 3"/>
             <wp:cNvGraphicFramePr>
               <a:graphicFrameLocks xmlns:a="http://schemas.openxmlformats.org/drawingml/2006/main" noChangeAspect="1"/>
             </wp:cNvGraphicFramePr>
@@ -1765,7 +2306,7 @@
               <a:graphicData uri="http://schemas.openxmlformats.org/drawingml/2006/picture">
                 <pic:pic xmlns:pic="http://schemas.openxmlformats.org/drawingml/2006/picture">
                   <pic:nvPicPr>
-                    <pic:cNvPr id="576129688" name="Picture 1" descr="A drawing of a building&#10;&#10;AI-generated content may be incorrect."/>
+                    <pic:cNvPr id="0" name="Picture 1"/>
                     <pic:cNvPicPr>
                       <a:picLocks noChangeAspect="1" noChangeArrowheads="1"/>
                     </pic:cNvPicPr>
@@ -1786,7 +2327,7 @@
                   <pic:spPr bwMode="auto">
                     <a:xfrm>
                       <a:off x="0" y="0"/>
-                      <a:ext cx="4425130" cy="3128380"/>
+                      <a:ext cx="4919681" cy="3478006"/>
                     </a:xfrm>
                     <a:prstGeom prst="rect">
                       <a:avLst/>
@@ -1831,7 +2372,21 @@
           <w:sz w:val="26"/>
           <w:szCs w:val="26"/>
         </w:rPr>
-        <w:t xml:space="preserve"> của kết cấu kè sau cầu</w:t>
+        <w:t xml:space="preserve"> của kết cấu </w:t>
+      </w:r>
+      <w:r>
+        <w:rPr>
+          <w:sz w:val="26"/>
+          <w:szCs w:val="26"/>
+        </w:rPr>
+        <w:t>t</w:t>
+      </w:r>
+      <w:r>
+        <w:rPr>
+          <w:sz w:val="26"/>
+          <w:szCs w:val="26"/>
+        </w:rPr>
+        <w:t xml:space="preserve">ường chắn phía sau cầu tàu </w:t>
       </w:r>
     </w:p>
     <w:p>
@@ -1849,7 +2404,35 @@
           <w:szCs w:val="26"/>
         </w:rPr>
         <w:lastRenderedPageBreak/>
-        <w:t>Hàm mục tiêu là tổng thể tích bê tông của sáu vùng, được xác định trực tiếp từ diện tích tương ứng và chiều dày thiết kế:</w:t>
+        <w:t>Hàm mục tiêu là tổng thể tích bê tông c</w:t>
+      </w:r>
+      <w:r>
+        <w:rPr>
+          <w:sz w:val="26"/>
+          <w:szCs w:val="26"/>
+        </w:rPr>
+        <w:t xml:space="preserve">ác </w:t>
+      </w:r>
+      <w:r>
+        <w:rPr>
+          <w:sz w:val="26"/>
+          <w:szCs w:val="26"/>
+        </w:rPr>
+        <w:t>vùng</w:t>
+      </w:r>
+      <w:r>
+        <w:rPr>
+          <w:sz w:val="26"/>
+          <w:szCs w:val="26"/>
+        </w:rPr>
+        <w:t xml:space="preserve"> kết cấu</w:t>
+      </w:r>
+      <w:r>
+        <w:rPr>
+          <w:sz w:val="26"/>
+          <w:szCs w:val="26"/>
+        </w:rPr>
+        <w:t>, được xác định trực tiếp từ diện tích tương ứng và chiều dày thiết kế:</w:t>
       </w:r>
     </w:p>
     <w:tbl>
@@ -2155,7 +2738,7 @@
           <w:sz w:val="26"/>
           <w:szCs w:val="26"/>
         </w:rPr>
-        <w:t>Hàm thích nghi dùng cho SFOA kết hợp hàm mục tiêu với hàm phạt tuyến tính theo tổng mức vi phạm ràng buộc g(x) (mục 2.4) [2]:</w:t>
+        <w:t>Hàm thích nghi dùng cho SFOA kết hợp hàm mục tiêu với hàm phạt tuyến tính theo tổng mức vi phạm ràng buộc g(x) [2]:</w:t>
       </w:r>
     </w:p>
     <w:tbl>
@@ -3071,7 +3654,21 @@
           <w:sz w:val="26"/>
           <w:szCs w:val="26"/>
         </w:rPr>
-        <w:t xml:space="preserve">Các nhóm ràng buộc kỹ thuật được kiểm tra tại mỗi lần đánh giá, cùng nguồn tiêu chuẩn và cách xử lý trong vòng lặp tối ưu được thể hiện trong Bảng </w:t>
+        <w:t xml:space="preserve">Các nhóm ràng buộc kỹ thuật được kiểm tra tại mỗi lần đánh giá, </w:t>
+      </w:r>
+      <w:r>
+        <w:rPr>
+          <w:sz w:val="26"/>
+          <w:szCs w:val="26"/>
+        </w:rPr>
+        <w:t xml:space="preserve">áp dụng </w:t>
+      </w:r>
+      <w:r>
+        <w:rPr>
+          <w:sz w:val="26"/>
+          <w:szCs w:val="26"/>
+        </w:rPr>
+        <w:t xml:space="preserve">cùng nguồn tiêu chuẩn và cách xử lý trong vòng lặp tối ưu được thể hiện trong Bảng </w:t>
       </w:r>
       <w:r>
         <w:rPr>
@@ -3467,7 +4064,7 @@
                 <w:sz w:val="26"/>
                 <w:szCs w:val="26"/>
               </w:rPr>
-              <w:t>(D400: 78,76T; D500: =112,44T)</w:t>
+              <w:t>(D400: 78,76T; D500: 112,44T)</w:t>
             </w:r>
           </w:p>
         </w:tc>
@@ -3624,7 +4221,7 @@
                 <w:sz w:val="26"/>
                 <w:szCs w:val="26"/>
               </w:rPr>
-              <w:t>≤ min(H/300, 100mm) = 15mm</w:t>
+              <w:t xml:space="preserve">≤ min(H/300, 100mm) </w:t>
             </w:r>
           </w:p>
         </w:tc>
@@ -3652,7 +4249,23 @@
                 <w:sz w:val="26"/>
                 <w:szCs w:val="26"/>
               </w:rPr>
-              <w:t>TCVN 11820-5:2021, Bảng 12</w:t>
+              <w:t xml:space="preserve">TCVN </w:t>
+            </w:r>
+          </w:p>
+          <w:p>
+            <w:pPr>
+              <w:jc w:val="center"/>
+              <w:rPr>
+                <w:sz w:val="26"/>
+                <w:szCs w:val="26"/>
+              </w:rPr>
+            </w:pPr>
+            <w:r>
+              <w:rPr>
+                <w:sz w:val="26"/>
+                <w:szCs w:val="26"/>
+              </w:rPr>
+              <w:t>11820-5:2021</w:t>
             </w:r>
           </w:p>
         </w:tc>
@@ -3871,7 +4484,7 @@
                 <w:sz w:val="26"/>
                 <w:szCs w:val="26"/>
               </w:rPr>
-              <w:t>TCVN 4116:2023, Điều 8.2.12</w:t>
+              <w:t>TCVN 4116:2023</w:t>
             </w:r>
           </w:p>
         </w:tc>
@@ -4066,7 +4679,7 @@
                 <w:sz w:val="26"/>
                 <w:szCs w:val="26"/>
               </w:rPr>
-              <w:t>TCVN 4116:2023, Điều 9.2/9.1.1</w:t>
+              <w:t>TCVN 4116:2023</w:t>
             </w:r>
           </w:p>
         </w:tc>
@@ -4276,12 +4889,64 @@
           <w:szCs w:val="26"/>
         </w:rPr>
       </w:pPr>
-      <w:r>
-        <w:rPr>
-          <w:sz w:val="26"/>
-          <w:szCs w:val="26"/>
-        </w:rPr>
-        <w:t>Theo TCVN 11820-5:2021, Bảng 12, giới hạn chuyển vị ngang là U</w:t>
+    </w:p>
+    <w:p>
+      <w:pPr>
+        <w:spacing w:after="160" w:line="300" w:lineRule="auto"/>
+        <w:jc w:val="both"/>
+        <w:rPr>
+          <w:sz w:val="26"/>
+          <w:szCs w:val="26"/>
+        </w:rPr>
+      </w:pPr>
+      <w:r>
+        <w:rPr>
+          <w:sz w:val="26"/>
+          <w:szCs w:val="26"/>
+        </w:rPr>
+        <w:t xml:space="preserve">Theo </w:t>
+      </w:r>
+      <w:r>
+        <w:rPr>
+          <w:sz w:val="26"/>
+          <w:szCs w:val="26"/>
+        </w:rPr>
+        <w:t>[4]</w:t>
+      </w:r>
+      <w:r>
+        <w:rPr>
+          <w:sz w:val="26"/>
+          <w:szCs w:val="26"/>
+        </w:rPr>
+        <w:t xml:space="preserve">, Bảng 12, giới hạn chuyển vị ngang </w:t>
+      </w:r>
+      <w:r>
+        <w:rPr>
+          <w:sz w:val="26"/>
+          <w:szCs w:val="26"/>
+        </w:rPr>
+        <w:t xml:space="preserve">cho nhóm ràng buộc 2 </w:t>
+      </w:r>
+      <w:r>
+        <w:rPr>
+          <w:sz w:val="26"/>
+          <w:szCs w:val="26"/>
+        </w:rPr>
+        <w:t>là 15 mm. Nhóm ràng buộc 3 và 4 được kiểm tra riêng cho từng vùng, sử dụng nội lực bao (M, V) trích xuất từ SAP2000 theo tổ hợp bao</w:t>
+      </w:r>
+      <w:r>
+        <w:rPr>
+          <w:sz w:val="26"/>
+          <w:szCs w:val="26"/>
+        </w:rPr>
+        <w:t>; đ</w:t>
+      </w:r>
+      <w:r>
+        <w:rPr>
+          <w:sz w:val="26"/>
+          <w:szCs w:val="26"/>
+        </w:rPr>
+        <w:t>ối với kiểm tra chịu cắt, nội lực được trích xuất tại các vị trí cách mặt gối tựa hoặc mép cọc một khoảng không nhỏ hơn h</w:t>
       </w:r>
       <w:r>
         <w:rPr>
@@ -4289,21 +4954,6 @@
           <w:szCs w:val="26"/>
           <w:vertAlign w:val="subscript"/>
         </w:rPr>
-        <w:t>lim</w:t>
-      </w:r>
-      <w:r>
-        <w:rPr>
-          <w:sz w:val="26"/>
-          <w:szCs w:val="26"/>
-        </w:rPr>
-        <w:t xml:space="preserve"> = min(H/300, 100mm); với H = 4,5 m, giới hạn sử dụng là 15 mm. Nhóm ràng buộc 3 và 4 được kiểm tra riêng cho từng vùng, sử dụng nội lực bao (M, V) trích xuất từ SAP2000 theo tổ hợp bao. Đối với kiểm tra chịu cắt, nội lực được trích xuất tại các vị trí cách mặt gối tựa hoặc mép cọc một khoảng không nhỏ hơn h</w:t>
-      </w:r>
-      <w:r>
-        <w:rPr>
-          <w:sz w:val="26"/>
-          <w:szCs w:val="26"/>
-          <w:vertAlign w:val="subscript"/>
-        </w:rPr>
         <w:t>0</w:t>
       </w:r>
       <w:r>
@@ -4311,7 +4961,21 @@
           <w:sz w:val="26"/>
           <w:szCs w:val="26"/>
         </w:rPr>
-        <w:t>, nhằm hạn chế đỉnh nội lực cục bộ tại biên phần tử vỏ. Kiểm tra chọc thủng được thực hiện riêng cho từng cọc, với h</w:t>
+        <w:t xml:space="preserve">, nhằm hạn chế đỉnh nội lực cục bộ tại biên phần tử vỏ. </w:t>
+      </w:r>
+      <w:r>
+        <w:rPr>
+          <w:sz w:val="26"/>
+          <w:szCs w:val="26"/>
+        </w:rPr>
+        <w:t>Nhóm ràng buộc 5 về k</w:t>
+      </w:r>
+      <w:r>
+        <w:rPr>
+          <w:sz w:val="26"/>
+          <w:szCs w:val="26"/>
+        </w:rPr>
+        <w:t>iểm tra chọc thủng được thực hiện riêng cho từng cọc, với h</w:t>
       </w:r>
       <w:r>
         <w:rPr>
@@ -4360,7 +5024,21 @@
           <w:sz w:val="26"/>
           <w:szCs w:val="26"/>
         </w:rPr>
-        <w:t>Quá trình đánh giá mỗi cá thể được thực hiện tuần tự. Trước hết, các biến thiết kế được rời rạc hóa theo bước 0,01 m và cập nhật vào mô hình SAP2000 thông qua hàm OAPI SetShell_1. Sau đó, mô hình được phân tích bằng phương pháp phần tử hữu hạn để xác định phản lực đầu cọc, chuyển vị và nội lực vỏ theo tổ hợp bao BAO. Các kết quả này được sử dụng để kiểm tra các nhóm ràng buộc, tính thể tích bê tông và hàm thích nghi, rồi trả về SFOA để cập nhật quần thể.</w:t>
+        <w:t xml:space="preserve">Quá trình đánh giá mỗi cá thể được thực hiện tuần tự. Trước hết, các biến thiết kế được rời rạc hóa theo bước 0,01 m và cập nhật vào mô hình SAP2000 thông qua hàm OAPI SetShell_1. Sau đó, mô hình được phân tích bằng phương pháp phần tử hữu hạn để xác định phản lực đầu cọc, chuyển vị và nội lực vỏ theo tổ hợp bao. Các kết quả này được sử dụng để kiểm tra các nhóm ràng buộc, tính thể tích bê tông và hàm thích nghi, </w:t>
+      </w:r>
+      <w:r>
+        <w:rPr>
+          <w:sz w:val="26"/>
+          <w:szCs w:val="26"/>
+        </w:rPr>
+        <w:t>sau đó</w:t>
+      </w:r>
+      <w:r>
+        <w:rPr>
+          <w:sz w:val="26"/>
+          <w:szCs w:val="26"/>
+        </w:rPr>
+        <w:t xml:space="preserve"> trả về SFOA để cập nhật quần thể.</w:t>
       </w:r>
     </w:p>
     <w:p>
@@ -4377,7 +5055,7 @@
           <w:bCs/>
           <w:color w:val="auto"/>
         </w:rPr>
-        <w:t>2.6. Thuật toán SFOA gốc và thiết lập tính toán</w:t>
+        <w:t>2.6. Thuật toán SFOA và thiết lập tính toán</w:t>
       </w:r>
     </w:p>
     <w:p>
@@ -4394,7 +5072,42 @@
           <w:sz w:val="26"/>
           <w:szCs w:val="26"/>
         </w:rPr>
-        <w:t xml:space="preserve">Nghiên cứu sử dụng thuật toán SFOA gốc [1], gồm hai giai đoạn khám phá và khai thác dựa trên hành vi tìm mồi và tái sinh của sao biển, không bổ sung cơ chế nào khác. Do mục tiêu là đánh giá khả năng ứng dụng SFOA cho một bài toán thiết kế cụ thể, không nhằm so sánh hay phát triển thuật toán, quá trình tối ưu chỉ thực hiện một lần chạy duy nhất (Nrun = 1), không yêu cầu thống kê giá trị tốt nhất, giá trị trung bình và độ lệch chuẩn qua nhiều lần chạy như các nghiên cứu đánh giá thuật toán. Khảo sát sơ bộ với </w:t>
+        <w:t>T</w:t>
+      </w:r>
+      <w:r>
+        <w:rPr>
+          <w:sz w:val="26"/>
+          <w:szCs w:val="26"/>
+        </w:rPr>
+        <w:t>huật toán SFOA</w:t>
+      </w:r>
+      <w:r>
+        <w:rPr>
+          <w:sz w:val="26"/>
+          <w:szCs w:val="26"/>
+        </w:rPr>
+        <w:t xml:space="preserve"> </w:t>
+      </w:r>
+      <w:r>
+        <w:rPr>
+          <w:sz w:val="26"/>
+          <w:szCs w:val="26"/>
+        </w:rPr>
+        <w:t>[1], gồm hai giai đoạn khám phá và khai thác dựa trên hành vi tìm mồi và tái sinh của sao biển, không bổ sung cơ chế nào khác. Do mục tiêu</w:t>
+      </w:r>
+      <w:r>
+        <w:rPr>
+          <w:sz w:val="26"/>
+          <w:szCs w:val="26"/>
+        </w:rPr>
+        <w:t xml:space="preserve"> nghiên cứu</w:t>
+      </w:r>
+      <w:r>
+        <w:rPr>
+          <w:sz w:val="26"/>
+          <w:szCs w:val="26"/>
+        </w:rPr>
+        <w:t xml:space="preserve"> là đánh giá khả năng ứng dụng SFOA cho một bài toán thiết kế cụ thể, không nhằm so sánh hay phát triển thuật toán, quá trình tối ưu chỉ thực hiện một lần chạy duy nhất (Nrun = 1), không yêu cầu thống kê giá trị tốt nhất, giá trị trung bình và độ lệch chuẩn qua nhiều lần chạy như các nghiên cứu đánh giá thuật toán. Khảo sát sơ bộ với </w:t>
       </w:r>
       <w:r>
         <w:rPr>
@@ -4473,7 +5186,16 @@
           <w:sz w:val="26"/>
           <w:szCs w:val="26"/>
         </w:rPr>
-        <w:t xml:space="preserve"> (2.550 lần đánh giá) cho lần chạy chính thức, lớn hơn đáng kể ngưỡng hội tụ quan sát được để tạo biên an toàn.</w:t>
+        <w:t xml:space="preserve"> (2</w:t>
+      </w:r>
+      <w:bookmarkStart w:id="0" w:name="_GoBack"/>
+      <w:bookmarkEnd w:id="0"/>
+      <w:r>
+        <w:rPr>
+          <w:sz w:val="26"/>
+          <w:szCs w:val="26"/>
+        </w:rPr>
+        <w:t>550 lần đánh giá) cho lần chạy chính thức, lớn hơn đáng kể ngưỡng hội tụ quan sát được để tạo biên an toàn.</w:t>
       </w:r>
     </w:p>
     <w:p>
@@ -4557,14 +5279,12 @@
       <w:r>
         <w:rPr>
           <w:noProof/>
-          <w:sz w:val="26"/>
-          <w:szCs w:val="26"/>
         </w:rPr>
         <w:drawing>
-          <wp:inline distT="0" distB="0" distL="0" distR="0" wp14:anchorId="315EC203" wp14:editId="66C7FDAD">
-            <wp:extent cx="5046133" cy="3488014"/>
-            <wp:effectExtent l="0" t="0" r="2540" b="0"/>
-            <wp:docPr id="1" name="Picture 1"/>
+          <wp:inline distT="0" distB="0" distL="0" distR="0" wp14:anchorId="17915E4C" wp14:editId="5E2BF71D">
+            <wp:extent cx="5731510" cy="3961765"/>
+            <wp:effectExtent l="0" t="0" r="2540" b="635"/>
+            <wp:docPr id="4" name="Picture 4"/>
             <wp:cNvGraphicFramePr>
               <a:graphicFrameLocks xmlns:a="http://schemas.openxmlformats.org/drawingml/2006/main" noChangeAspect="1"/>
             </wp:cNvGraphicFramePr>
@@ -4578,7 +5298,7 @@
                     </pic:cNvPicPr>
                   </pic:nvPicPr>
                   <pic:blipFill>
-                    <a:blip r:embed="rId8" cstate="print">
+                    <a:blip r:embed="rId8">
                       <a:extLst>
                         <a:ext uri="{28A0092B-C50C-407E-A947-70E740481C1C}">
                           <a14:useLocalDpi xmlns:a14="http://schemas.microsoft.com/office/drawing/2010/main" val="0"/>
@@ -4593,7 +5313,7 @@
                   <pic:spPr bwMode="auto">
                     <a:xfrm>
                       <a:off x="0" y="0"/>
-                      <a:ext cx="5055145" cy="3494243"/>
+                      <a:ext cx="5731510" cy="3961765"/>
                     </a:xfrm>
                     <a:prstGeom prst="rect">
                       <a:avLst/>
@@ -4640,7 +5360,7 @@
           <w:sz w:val="26"/>
           <w:szCs w:val="26"/>
         </w:rPr>
-        <w:t>. Đường cong hội tụ của SFOA (giá trị tốt nhất tích lũy theo vòng lặp)</w:t>
+        <w:t>. Đường cong hội tụ của SFOA</w:t>
       </w:r>
     </w:p>
     <w:p>
@@ -4675,7 +5395,31 @@
           <w:sz w:val="26"/>
           <w:szCs w:val="26"/>
         </w:rPr>
-        <w:t>Bảng 2. So sánh nghiệm tối ưu với thiết kế hiện trạng</w:t>
+        <w:t xml:space="preserve">Bảng </w:t>
+      </w:r>
+      <w:r>
+        <w:rPr>
+          <w:iCs/>
+          <w:sz w:val="26"/>
+          <w:szCs w:val="26"/>
+        </w:rPr>
+        <w:t>3</w:t>
+      </w:r>
+      <w:r>
+        <w:rPr>
+          <w:iCs/>
+          <w:sz w:val="26"/>
+          <w:szCs w:val="26"/>
+        </w:rPr>
+        <w:t xml:space="preserve">. So sánh nghiệm tối ưu với </w:t>
+      </w:r>
+      <w:r>
+        <w:rPr>
+          <w:iCs/>
+          <w:sz w:val="26"/>
+          <w:szCs w:val="26"/>
+        </w:rPr>
+        <w:t>phương án kết cấu hiện hữu.</w:t>
       </w:r>
     </w:p>
     <w:tbl>
@@ -5329,6 +6073,7 @@
                 <w:sz w:val="26"/>
                 <w:szCs w:val="26"/>
               </w:rPr>
+              <w:lastRenderedPageBreak/>
               <w:t>x</w:t>
             </w:r>
             <w:r>
@@ -5427,7 +6172,6 @@
                 <w:sz w:val="26"/>
                 <w:szCs w:val="26"/>
               </w:rPr>
-              <w:lastRenderedPageBreak/>
               <w:t>Thể tích bê tông V (m³)</w:t>
             </w:r>
           </w:p>
@@ -5590,7 +6334,107 @@
           <w:sz w:val="26"/>
           <w:szCs w:val="26"/>
         </w:rPr>
-        <w:t>Nghiệm tối ưu giảm chiều dày ở cả sáu vùng so với hiện trạng, với mức giảm tương đối lớn nhất thuộc về vùng tường TUONGM78 (65,4%, từ 0,78 m xuống 0,27 m) và nhỏ nhất thuộc về vùng bản đáy DAY60 (1,7%, từ 0,60 m xuống 0,59 m) – hai vùng lần lượt có diện tích nhỏ nhất và lớn nhất trong sáu vùng (12,35 m² và 290,27 m²). Kết quả cho thấy mức giảm chiều dày giữa các vùng là khác nhau, phản ánh sự khác biệt về hình học và yêu cầu chịu lực của từng vùng trong quá trình tối ưu.</w:t>
+        <w:t xml:space="preserve">Nghiệm tối ưu giảm chiều dày ở cả sáu vùng so với hiện trạng, với mức giảm lớn nhất thuộc về vùng </w:t>
+      </w:r>
+      <w:r>
+        <w:rPr>
+          <w:sz w:val="26"/>
+          <w:szCs w:val="26"/>
+        </w:rPr>
+        <w:t xml:space="preserve">chân </w:t>
+      </w:r>
+      <w:r>
+        <w:rPr>
+          <w:sz w:val="26"/>
+          <w:szCs w:val="26"/>
+        </w:rPr>
+        <w:t>tường</w:t>
+      </w:r>
+      <w:r>
+        <w:rPr>
+          <w:sz w:val="26"/>
+          <w:szCs w:val="26"/>
+        </w:rPr>
+        <w:t xml:space="preserve"> chắn </w:t>
+      </w:r>
+      <w:r>
+        <w:rPr>
+          <w:sz w:val="26"/>
+          <w:szCs w:val="26"/>
+        </w:rPr>
+        <w:t>(biến x</w:t>
+      </w:r>
+      <w:r>
+        <w:rPr>
+          <w:sz w:val="26"/>
+          <w:szCs w:val="26"/>
+          <w:vertAlign w:val="subscript"/>
+        </w:rPr>
+        <w:t xml:space="preserve">4 </w:t>
+      </w:r>
+      <w:r>
+        <w:rPr>
+          <w:sz w:val="26"/>
+          <w:szCs w:val="26"/>
+        </w:rPr>
+        <w:t xml:space="preserve">giảm </w:t>
+      </w:r>
+      <w:r>
+        <w:rPr>
+          <w:sz w:val="26"/>
+          <w:szCs w:val="26"/>
+        </w:rPr>
+        <w:t xml:space="preserve">65,4%, từ 0,78 m xuống 0,27 m) và nhỏ nhất thuộc về vùng bản đáy </w:t>
+      </w:r>
+      <w:r>
+        <w:rPr>
+          <w:sz w:val="26"/>
+          <w:szCs w:val="26"/>
+        </w:rPr>
+        <w:t>(biến x</w:t>
+      </w:r>
+      <w:r>
+        <w:rPr>
+          <w:sz w:val="26"/>
+          <w:szCs w:val="26"/>
+          <w:vertAlign w:val="subscript"/>
+        </w:rPr>
+        <w:t>6</w:t>
+      </w:r>
+      <w:r>
+        <w:rPr>
+          <w:sz w:val="26"/>
+          <w:szCs w:val="26"/>
+        </w:rPr>
+        <w:t xml:space="preserve"> </w:t>
+      </w:r>
+      <w:r>
+        <w:rPr>
+          <w:sz w:val="26"/>
+          <w:szCs w:val="26"/>
+        </w:rPr>
+        <w:t xml:space="preserve">giảm </w:t>
+      </w:r>
+      <w:r>
+        <w:rPr>
+          <w:sz w:val="26"/>
+          <w:szCs w:val="26"/>
+        </w:rPr>
+        <w:t>1,7%, từ 0,60 m xuống 0,59 m)</w:t>
+      </w:r>
+      <w:r>
+        <w:rPr>
+          <w:sz w:val="26"/>
+          <w:szCs w:val="26"/>
+        </w:rPr>
+        <w:t xml:space="preserve">. </w:t>
+      </w:r>
+      <w:r>
+        <w:rPr>
+          <w:sz w:val="26"/>
+          <w:szCs w:val="26"/>
+        </w:rPr>
+        <w:t xml:space="preserve"> Kết quả cho thấy mức giảm chiều dày giữa các vùng là khác nhau, phản ánh sự khác biệt về hình học và yêu cầu chịu lực của từng vùng trong quá trình tối ưu.</w:t>
       </w:r>
     </w:p>
     <w:p>
@@ -5625,7 +6469,23 @@
           <w:sz w:val="26"/>
           <w:szCs w:val="26"/>
         </w:rPr>
-        <w:t>Bảng 3. Kiểm tra ràng buộc của nghiệm tối ưu</w:t>
+        <w:t xml:space="preserve">Bảng </w:t>
+      </w:r>
+      <w:r>
+        <w:rPr>
+          <w:iCs/>
+          <w:sz w:val="26"/>
+          <w:szCs w:val="26"/>
+        </w:rPr>
+        <w:t>4</w:t>
+      </w:r>
+      <w:r>
+        <w:rPr>
+          <w:iCs/>
+          <w:sz w:val="26"/>
+          <w:szCs w:val="26"/>
+        </w:rPr>
+        <w:t>. Kiểm tra ràng buộc của nghiệm tối ưu</w:t>
       </w:r>
     </w:p>
     <w:tbl>
@@ -5768,7 +6628,16 @@
                 <w:sz w:val="26"/>
                 <w:szCs w:val="26"/>
               </w:rPr>
-              <w:t>Kết luận</w:t>
+              <w:t xml:space="preserve">Kết </w:t>
+            </w:r>
+            <w:r>
+              <w:rPr>
+                <w:b/>
+                <w:bCs/>
+                <w:sz w:val="26"/>
+                <w:szCs w:val="26"/>
+              </w:rPr>
+              <w:t>quả</w:t>
             </w:r>
           </w:p>
         </w:tc>
@@ -5911,7 +6780,7 @@
                 <w:sz w:val="26"/>
                 <w:szCs w:val="26"/>
               </w:rPr>
-              <w:t>Thỏa mãn</w:t>
+              <w:t>Đạt</w:t>
             </w:r>
           </w:p>
         </w:tc>
@@ -6009,22 +6878,21 @@
               <w:bottom w:w="60" w:type="dxa"/>
               <w:right w:w="80" w:type="dxa"/>
             </w:tcMar>
-            <w:vAlign w:val="center"/>
-          </w:tcPr>
-          <w:p>
-            <w:pPr>
-              <w:jc w:val="center"/>
-              <w:rPr>
-                <w:sz w:val="26"/>
-                <w:szCs w:val="26"/>
-              </w:rPr>
-            </w:pPr>
-            <w:r>
-              <w:rPr>
-                <w:sz w:val="26"/>
-                <w:szCs w:val="26"/>
-              </w:rPr>
-              <w:t>Thỏa mãn</w:t>
+          </w:tcPr>
+          <w:p>
+            <w:pPr>
+              <w:jc w:val="center"/>
+              <w:rPr>
+                <w:sz w:val="26"/>
+                <w:szCs w:val="26"/>
+              </w:rPr>
+            </w:pPr>
+            <w:r>
+              <w:rPr>
+                <w:sz w:val="26"/>
+                <w:szCs w:val="26"/>
+              </w:rPr>
+              <w:t>Đạt</w:t>
             </w:r>
           </w:p>
         </w:tc>
@@ -6122,22 +6990,21 @@
               <w:bottom w:w="60" w:type="dxa"/>
               <w:right w:w="80" w:type="dxa"/>
             </w:tcMar>
-            <w:vAlign w:val="center"/>
-          </w:tcPr>
-          <w:p>
-            <w:pPr>
-              <w:jc w:val="center"/>
-              <w:rPr>
-                <w:sz w:val="26"/>
-                <w:szCs w:val="26"/>
-              </w:rPr>
-            </w:pPr>
-            <w:r>
-              <w:rPr>
-                <w:sz w:val="26"/>
-                <w:szCs w:val="26"/>
-              </w:rPr>
-              <w:t>Thỏa mãn</w:t>
+          </w:tcPr>
+          <w:p>
+            <w:pPr>
+              <w:jc w:val="center"/>
+              <w:rPr>
+                <w:sz w:val="26"/>
+                <w:szCs w:val="26"/>
+              </w:rPr>
+            </w:pPr>
+            <w:r>
+              <w:rPr>
+                <w:sz w:val="26"/>
+                <w:szCs w:val="26"/>
+              </w:rPr>
+              <w:t>Đạt</w:t>
             </w:r>
           </w:p>
         </w:tc>
@@ -6235,22 +7102,21 @@
               <w:bottom w:w="60" w:type="dxa"/>
               <w:right w:w="80" w:type="dxa"/>
             </w:tcMar>
-            <w:vAlign w:val="center"/>
-          </w:tcPr>
-          <w:p>
-            <w:pPr>
-              <w:jc w:val="center"/>
-              <w:rPr>
-                <w:sz w:val="26"/>
-                <w:szCs w:val="26"/>
-              </w:rPr>
-            </w:pPr>
-            <w:r>
-              <w:rPr>
-                <w:sz w:val="26"/>
-                <w:szCs w:val="26"/>
-              </w:rPr>
-              <w:t>Thỏa mãn</w:t>
+          </w:tcPr>
+          <w:p>
+            <w:pPr>
+              <w:jc w:val="center"/>
+              <w:rPr>
+                <w:sz w:val="26"/>
+                <w:szCs w:val="26"/>
+              </w:rPr>
+            </w:pPr>
+            <w:r>
+              <w:rPr>
+                <w:sz w:val="26"/>
+                <w:szCs w:val="26"/>
+              </w:rPr>
+              <w:t>Đạt</w:t>
             </w:r>
           </w:p>
         </w:tc>
@@ -6348,22 +7214,21 @@
               <w:bottom w:w="60" w:type="dxa"/>
               <w:right w:w="80" w:type="dxa"/>
             </w:tcMar>
-            <w:vAlign w:val="center"/>
-          </w:tcPr>
-          <w:p>
-            <w:pPr>
-              <w:jc w:val="center"/>
-              <w:rPr>
-                <w:sz w:val="26"/>
-                <w:szCs w:val="26"/>
-              </w:rPr>
-            </w:pPr>
-            <w:r>
-              <w:rPr>
-                <w:sz w:val="26"/>
-                <w:szCs w:val="26"/>
-              </w:rPr>
-              <w:t>Thỏa mãn</w:t>
+          </w:tcPr>
+          <w:p>
+            <w:pPr>
+              <w:jc w:val="center"/>
+              <w:rPr>
+                <w:sz w:val="26"/>
+                <w:szCs w:val="26"/>
+              </w:rPr>
+            </w:pPr>
+            <w:r>
+              <w:rPr>
+                <w:sz w:val="26"/>
+                <w:szCs w:val="26"/>
+              </w:rPr>
+              <w:t>Đạt</w:t>
             </w:r>
           </w:p>
         </w:tc>
@@ -6383,7 +7248,7 @@
           <w:sz w:val="26"/>
           <w:szCs w:val="26"/>
         </w:rPr>
-        <w:t>Toàn bộ năm nhóm ràng buộc kỹ thuật đều được thỏa mãn (hàm phạt bằng 0). Đối với sức chịu tải cọc, tỷ số sử dụng lớn nhất là 37,2%; chuyển vị ngang đỉnh tường đạt 27,7% giới hạn (4,15 mm so với 15 mm); chọc thủng (mục 3.5) đạt tối đa 41,0%. Các điều kiện chịu cắt và bề rộng vết nứt vẫn cần được kiểm soát khi tiếp tục giảm chiều dày các vùng kết cấu.</w:t>
+        <w:t>Toàn bộ năm nhóm ràng buộc kỹ thuật đều được thỏa mãn. Đối với sức chịu tải cọc, tỷ số sử dụng lớn nhất là 37,2%; chuyển vị ngang đỉnh tường đạt 27,7% giới hạn (4,15 mm so với 15 mm); chọc thủng đạt tối đa 41,0%. Các điều kiện chịu cắt và bề rộng vết nứt vẫn cần được kiểm soát khi tiếp tục giảm chiều dày các vùng kết cấu.</w:t>
       </w:r>
     </w:p>
     <w:p>
@@ -6417,7 +7282,7 @@
           <w:sz w:val="26"/>
           <w:szCs w:val="26"/>
         </w:rPr>
-        <w:t>Thời gian tính toán trung bình khoảng 14,2 giây cho mỗi lần đánh giá trong tổng số 2.550 lần đánh giá, tương ứng tổng thời gian khoảng 10 giờ 02 phút cho toàn bộ quá trình tối ưu.</w:t>
+        <w:t>Thời gian tính toán trung bình khoảng 14,2 giây cho mỗi lần đánh giá trong tổng số 2550 lần đánh giá, tương ứng tổng thời gian khoảng 10 giờ 02 phút cho toàn bộ quá trình tối ưu.</w:t>
       </w:r>
     </w:p>
     <w:p>
@@ -6465,7 +7330,21 @@
           <w:sz w:val="26"/>
           <w:szCs w:val="26"/>
         </w:rPr>
-        <w:t xml:space="preserve"> từ mô men yêu cầu, chưa xét đến cấu tạo cốt thép cụ thể trong bản vẽ thiết kế. Đối với chọc thủng, nghiệm tối ưu được kiểm tra bổ sung độc lập với vòng lặp theo EN 1992-1-1 [7], cho </w:t>
+        <w:t xml:space="preserve"> từ mô men yêu cầu, chưa xét đến cấu tạo cốt thép cụ thể trong bản vẽ thiết kế. Đối với chọc thủng, nghiệm tối ưu được kiểm tra bổ sung độc lập với vòng lặp theo </w:t>
+      </w:r>
+      <w:r>
+        <w:rPr>
+          <w:sz w:val="26"/>
+          <w:szCs w:val="26"/>
+        </w:rPr>
+        <w:t xml:space="preserve">EN 1992-1-1 </w:t>
+      </w:r>
+      <w:r>
+        <w:rPr>
+          <w:sz w:val="26"/>
+          <w:szCs w:val="26"/>
+        </w:rPr>
+        <w:t xml:space="preserve">[7], cho </w:t>
       </w:r>
       <w:r>
         <w:rPr>
@@ -6538,21 +7417,7 @@
           <w:sz w:val="26"/>
           <w:szCs w:val="26"/>
         </w:rPr>
-        <w:t xml:space="preserve"> (cận dưới lấy</w:t>
-      </w:r>
-      <w:r>
-        <w:rPr>
-          <w:sz w:val="26"/>
-          <w:szCs w:val="26"/>
-        </w:rPr>
-        <w:t xml:space="preserve"> yêu cầu cấu tạo</w:t>
-      </w:r>
-      <w:r>
-        <w:rPr>
-          <w:sz w:val="26"/>
-          <w:szCs w:val="26"/>
-        </w:rPr>
-        <w:t xml:space="preserve">). </w:t>
+        <w:t xml:space="preserve">. </w:t>
       </w:r>
       <w:r>
         <w:rPr>
@@ -6604,14 +7469,70 @@
           <w:sz w:val="26"/>
           <w:szCs w:val="26"/>
         </w:rPr>
-        <w:t>-</w:t>
-      </w:r>
-      <w:r>
-        <w:rPr>
-          <w:sz w:val="26"/>
-          <w:szCs w:val="26"/>
-        </w:rPr>
-        <w:t xml:space="preserve">MATLAB và thuật toán SFOA gốc để tối ưu sáu biến chiều dày của tường chắn và bản đáy kè sau cầu, đồng thời kiểm tra năm nhóm ràng buộc kỹ thuật theo hệ tiêu chuẩn phù hợp với công trình bến cảng biển. </w:t>
+        <w:t>–</w:t>
+      </w:r>
+      <w:r>
+        <w:rPr>
+          <w:sz w:val="26"/>
+          <w:szCs w:val="26"/>
+        </w:rPr>
+        <w:t>MATLAB</w:t>
+      </w:r>
+      <w:r>
+        <w:rPr>
+          <w:sz w:val="26"/>
+          <w:szCs w:val="26"/>
+        </w:rPr>
+        <w:t xml:space="preserve"> </w:t>
+      </w:r>
+      <w:r>
+        <w:rPr>
+          <w:sz w:val="26"/>
+          <w:szCs w:val="26"/>
+        </w:rPr>
+        <w:t xml:space="preserve">và thuật toán SFOA để tối ưu sáu biến chiều dày của </w:t>
+      </w:r>
+      <w:r>
+        <w:rPr>
+          <w:sz w:val="26"/>
+          <w:szCs w:val="26"/>
+        </w:rPr>
+        <w:t xml:space="preserve">kết cấu </w:t>
+      </w:r>
+      <w:r>
+        <w:rPr>
+          <w:sz w:val="26"/>
+          <w:szCs w:val="26"/>
+        </w:rPr>
+        <w:t>tường</w:t>
+      </w:r>
+      <w:r>
+        <w:rPr>
+          <w:sz w:val="26"/>
+          <w:szCs w:val="26"/>
+        </w:rPr>
+        <w:t xml:space="preserve"> chắn phía sau cầu tàu</w:t>
+      </w:r>
+      <w:r>
+        <w:rPr>
+          <w:sz w:val="26"/>
+          <w:szCs w:val="26"/>
+        </w:rPr>
+        <w:t>, đồng thời kiểm tra năm nhóm ràng buộc kỹ thuật theo</w:t>
+      </w:r>
+      <w:r>
+        <w:rPr>
+          <w:sz w:val="26"/>
+          <w:szCs w:val="26"/>
+        </w:rPr>
+        <w:t xml:space="preserve"> các</w:t>
+      </w:r>
+      <w:r>
+        <w:rPr>
+          <w:sz w:val="26"/>
+          <w:szCs w:val="26"/>
+        </w:rPr>
+        <w:t xml:space="preserve"> tiêu chuẩn phù hợp với công trình bến cảng biển. </w:t>
       </w:r>
     </w:p>
     <w:p>
@@ -6628,7 +7549,21 @@
           <w:sz w:val="26"/>
           <w:szCs w:val="26"/>
         </w:rPr>
-        <w:t>Đối với công trình khảo sát, nghiệm tối ưu cho thể tích bê tông 231,16 m³, giảm 52,98 m³, tương đương 18,65% so với phương án hiện trạng. Nghiệm thu được thỏa mãn toàn bộ các ràng buộc kiểm tra và ổn định ở các vòng lặp cuối của quá trình tối ưu.</w:t>
+        <w:t>Đối với công trình khảo sát, nghiệm tối ưu cho thể tích bê tông 231,16 m³, giảm 52,98 m³, tương đương 18,65% so với phương án</w:t>
+      </w:r>
+      <w:r>
+        <w:rPr>
+          <w:sz w:val="26"/>
+          <w:szCs w:val="26"/>
+        </w:rPr>
+        <w:t xml:space="preserve"> kết cấu hiện hữu</w:t>
+      </w:r>
+      <w:r>
+        <w:rPr>
+          <w:sz w:val="26"/>
+          <w:szCs w:val="26"/>
+        </w:rPr>
+        <w:t>. Nghiệm thu được thỏa mãn toàn bộ các ràng buộc kiểm tra và ổn định ở các vòng lặp cuối của quá trình tối ưu.</w:t>
       </w:r>
     </w:p>
     <w:p>
@@ -6817,7 +7752,7 @@
 </file>
 
 <file path=word/numbering.xml><?xml version="1.0" encoding="utf-8"?>
-<w:numbering xmlns:wpc="http://schemas.microsoft.com/office/word/2010/wordprocessingCanvas" xmlns:cx="http://schemas.microsoft.com/office/drawing/2014/chartex" xmlns:cx1="http://schemas.microsoft.com/office/drawing/2015/9/8/chartex" xmlns:cx2="http://schemas.microsoft.com/office/drawing/2015/10/21/chartex" xmlns:cx3="http://schemas.microsoft.com/office/drawing/2016/5/9/chartex" xmlns:cx4="http://schemas.microsoft.com/office/drawing/2016/5/10/chartex" xmlns:cx5="http://schemas.microsoft.com/office/drawing/2016/5/11/chartex" xmlns:cx6="http://schemas.microsoft.com/office/drawing/2016/5/12/chartex" xmlns:cx7="http://schemas.microsoft.com/office/drawing/2016/5/13/chartex" xmlns:cx8="http://schemas.microsoft.com/office/drawing/2016/5/14/chartex" xmlns:mc="http://schemas.openxmlformats.org/markup-compatibility/2006" xmlns:aink="http://schemas.microsoft.com/office/drawing/2016/ink" xmlns:am3d="http://schemas.microsoft.com/office/drawing/2017/model3d" xmlns:o="urn:schemas-microsoft-com:office:office" xmlns:oel="http://schemas.microsoft.com/office/2019/extlst" xmlns:r="http://schemas.openxmlformats.org/officeDocument/2006/relationships" xmlns:m="http://schemas.openxmlformats.org/officeDocument/2006/math" xmlns:v="urn:schemas-microsoft-com:vml" xmlns:wp14="http://schemas.microsoft.com/office/word/2010/wordprocessingDrawing" xmlns:wp="http://schemas.openxmlformats.org/drawingml/2006/wordprocessingDrawing" xmlns:w10="urn:schemas-microsoft-com:office:word" xmlns:w="http://schemas.openxmlformats.org/wordprocessingml/2006/main" xmlns:w14="http://schemas.microsoft.com/office/word/2010/wordml" xmlns:w15="http://schemas.microsoft.com/office/word/2012/wordml" xmlns:w16cex="http://schemas.microsoft.com/office/word/2018/wordml/cex" xmlns:w16cid="http://schemas.microsoft.com/office/word/2016/wordml/cid" xmlns:w16="http://schemas.microsoft.com/office/word/2018/wordml" xmlns:w16du="http://schemas.microsoft.com/office/word/2023/wordml/word16du" xmlns:w16sdtdh="http://schemas.microsoft.com/office/word/2020/wordml/sdtdatahash" xmlns:w16sdtfl="http://schemas.microsoft.com/office/word/2024/wordml/sdtformatlock" xmlns:w16se="http://schemas.microsoft.com/office/word/2015/wordml/symex" xmlns:wpg="http://schemas.microsoft.com/office/word/2010/wordprocessingGroup" xmlns:wpi="http://schemas.microsoft.com/office/word/2010/wordprocessingInk" xmlns:wne="http://schemas.microsoft.com/office/word/2006/wordml" xmlns:wps="http://schemas.microsoft.com/office/word/2010/wordprocessingShape" mc:Ignorable="w14 w15 w16se w16cid w16 w16cex w16sdtdh w16sdtfl w16du wp14">
+<w:numbering xmlns:wpc="http://schemas.microsoft.com/office/word/2010/wordprocessingCanvas" xmlns:cx="http://schemas.microsoft.com/office/drawing/2014/chartex" xmlns:cx1="http://schemas.microsoft.com/office/drawing/2015/9/8/chartex" xmlns:cx2="http://schemas.microsoft.com/office/drawing/2015/10/21/chartex" xmlns:cx3="http://schemas.microsoft.com/office/drawing/2016/5/9/chartex" xmlns:cx4="http://schemas.microsoft.com/office/drawing/2016/5/10/chartex" xmlns:cx5="http://schemas.microsoft.com/office/drawing/2016/5/11/chartex" xmlns:cx6="http://schemas.microsoft.com/office/drawing/2016/5/12/chartex" xmlns:cx7="http://schemas.microsoft.com/office/drawing/2016/5/13/chartex" xmlns:cx8="http://schemas.microsoft.com/office/drawing/2016/5/14/chartex" xmlns:mc="http://schemas.openxmlformats.org/markup-compatibility/2006" xmlns:aink="http://schemas.microsoft.com/office/drawing/2016/ink" xmlns:am3d="http://schemas.microsoft.com/office/drawing/2017/model3d" xmlns:o="urn:schemas-microsoft-com:office:office" xmlns:r="http://schemas.openxmlformats.org/officeDocument/2006/relationships" xmlns:m="http://schemas.openxmlformats.org/officeDocument/2006/math" xmlns:v="urn:schemas-microsoft-com:vml" xmlns:wp14="http://schemas.microsoft.com/office/word/2010/wordprocessingDrawing" xmlns:wp="http://schemas.openxmlformats.org/drawingml/2006/wordprocessingDrawing" xmlns:w10="urn:schemas-microsoft-com:office:word" xmlns:w="http://schemas.openxmlformats.org/wordprocessingml/2006/main" xmlns:w14="http://schemas.microsoft.com/office/word/2010/wordml" xmlns:w15="http://schemas.microsoft.com/office/word/2012/wordml" xmlns:w16cid="http://schemas.microsoft.com/office/word/2016/wordml/cid" xmlns:w16se="http://schemas.microsoft.com/office/word/2015/wordml/symex" xmlns:wpg="http://schemas.microsoft.com/office/word/2010/wordprocessingGroup" xmlns:wpi="http://schemas.microsoft.com/office/word/2010/wordprocessingInk" xmlns:wne="http://schemas.microsoft.com/office/word/2006/wordml" xmlns:wps="http://schemas.microsoft.com/office/word/2010/wordprocessingShape" mc:Ignorable="w14 w15 w16se w16cid wp14">
   <w:abstractNum w:abstractNumId="0" w15:restartNumberingAfterBreak="0">
     <w:nsid w:val="60CD75F5"/>
     <w:multiLevelType w:val="hybridMultilevel"/>
@@ -6904,7 +7839,7 @@
       </w:pPr>
     </w:lvl>
   </w:abstractNum>
-  <w:num w:numId="1" w16cid:durableId="1764913703">
+  <w:num w:numId="1">
     <w:abstractNumId w:val="0"/>
     <w:lvlOverride w:ilvl="0">
       <w:startOverride w:val="1"/>
@@ -6914,7 +7849,7 @@
 </file>
 
 <file path=word/styles.xml><?xml version="1.0" encoding="utf-8"?>
-<w:styles xmlns:mc="http://schemas.openxmlformats.org/markup-compatibility/2006" xmlns:r="http://schemas.openxmlformats.org/officeDocument/2006/relationships" xmlns:w="http://schemas.openxmlformats.org/wordprocessingml/2006/main" xmlns:w14="http://schemas.microsoft.com/office/word/2010/wordml" xmlns:w15="http://schemas.microsoft.com/office/word/2012/wordml" xmlns:w16cex="http://schemas.microsoft.com/office/word/2018/wordml/cex" xmlns:w16cid="http://schemas.microsoft.com/office/word/2016/wordml/cid" xmlns:w16="http://schemas.microsoft.com/office/word/2018/wordml" xmlns:w16du="http://schemas.microsoft.com/office/word/2023/wordml/word16du" xmlns:w16sdtdh="http://schemas.microsoft.com/office/word/2020/wordml/sdtdatahash" xmlns:w16sdtfl="http://schemas.microsoft.com/office/word/2024/wordml/sdtformatlock" xmlns:w16se="http://schemas.microsoft.com/office/word/2015/wordml/symex" mc:Ignorable="w14 w15 w16se w16cid w16 w16cex w16sdtdh w16sdtfl w16du">
+<w:styles xmlns:mc="http://schemas.openxmlformats.org/markup-compatibility/2006" xmlns:r="http://schemas.openxmlformats.org/officeDocument/2006/relationships" xmlns:w="http://schemas.openxmlformats.org/wordprocessingml/2006/main" xmlns:w14="http://schemas.microsoft.com/office/word/2010/wordml" xmlns:w15="http://schemas.microsoft.com/office/word/2012/wordml" xmlns:w16cid="http://schemas.microsoft.com/office/word/2016/wordml/cid" xmlns:w16se="http://schemas.microsoft.com/office/word/2015/wordml/symex" mc:Ignorable="w14 w15 w16se w16cid">
   <w:docDefaults>
     <w:rPrDefault>
       <w:rPr>
@@ -6926,7 +7861,7 @@
     </w:rPrDefault>
     <w:pPrDefault/>
   </w:docDefaults>
-  <w:latentStyles w:defLockedState="0" w:defUIPriority="99" w:defSemiHidden="0" w:defUnhideWhenUsed="0" w:defQFormat="0" w:count="376">
+  <w:latentStyles w:defLockedState="0" w:defUIPriority="99" w:defSemiHidden="0" w:defUnhideWhenUsed="0" w:defQFormat="0" w:count="375">
     <w:lsdException w:name="Normal" w:uiPriority="0" w:qFormat="1"/>
     <w:lsdException w:name="heading 1" w:uiPriority="9" w:qFormat="1"/>
     <w:lsdException w:name="heading 2" w:semiHidden="1" w:uiPriority="9" w:unhideWhenUsed="1" w:qFormat="1"/>
@@ -7302,7 +8237,6 @@
     <w:lsdException w:name="Smart Hyperlink" w:semiHidden="1" w:unhideWhenUsed="1"/>
     <w:lsdException w:name="Hashtag" w:semiHidden="1" w:unhideWhenUsed="1"/>
     <w:lsdException w:name="Unresolved Mention" w:semiHidden="1" w:unhideWhenUsed="1"/>
-    <w:lsdException w:name="Smart Link" w:semiHidden="1" w:unhideWhenUsed="1"/>
   </w:latentStyles>
   <w:style w:type="paragraph" w:default="1" w:styleId="Normal">
     <w:name w:val="Normal"/>
@@ -7392,6 +8326,7 @@
   <w:style w:type="character" w:default="1" w:styleId="DefaultParagraphFont">
     <w:name w:val="Default Paragraph Font"/>
     <w:uiPriority w:val="1"/>
+    <w:semiHidden/>
     <w:unhideWhenUsed/>
   </w:style>
   <w:style w:type="table" w:default="1" w:styleId="TableNormal">
@@ -7577,6 +8512,22 @@
         <w:insideV w:val="single" w:sz="4" w:space="0" w:color="auto"/>
       </w:tblBorders>
     </w:tblPr>
+  </w:style>
+  <w:style w:type="character" w:styleId="Strong">
+    <w:name w:val="Strong"/>
+    <w:basedOn w:val="DefaultParagraphFont"/>
+    <w:uiPriority w:val="22"/>
+    <w:qFormat/>
+    <w:rsid w:val="00D51C5B"/>
+    <w:rPr>
+      <w:b/>
+      <w:bCs/>
+    </w:rPr>
+  </w:style>
+  <w:style w:type="character" w:customStyle="1" w:styleId="math-inline">
+    <w:name w:val="math-inline"/>
+    <w:basedOn w:val="DefaultParagraphFont"/>
+    <w:rsid w:val="00F51A3B"/>
   </w:style>
 </w:styles>
 </file>

--- a/Tap chi XD_SFOA/KE SAU CAU/paper/Tap chi XD. SFOA.ok.docx
+++ b/Tap chi XD_SFOA/KE SAU CAU/paper/Tap chi XD. SFOA.ok.docx
@@ -1,6 +1,6 @@
 
 <file path=word/document.xml><?xml version="1.0" encoding="utf-8"?>
-<w:document xmlns:wpc="http://schemas.microsoft.com/office/word/2010/wordprocessingCanvas" xmlns:cx="http://schemas.microsoft.com/office/drawing/2014/chartex" xmlns:cx1="http://schemas.microsoft.com/office/drawing/2015/9/8/chartex" xmlns:cx2="http://schemas.microsoft.com/office/drawing/2015/10/21/chartex" xmlns:cx3="http://schemas.microsoft.com/office/drawing/2016/5/9/chartex" xmlns:cx4="http://schemas.microsoft.com/office/drawing/2016/5/10/chartex" xmlns:cx5="http://schemas.microsoft.com/office/drawing/2016/5/11/chartex" xmlns:cx6="http://schemas.microsoft.com/office/drawing/2016/5/12/chartex" xmlns:cx7="http://schemas.microsoft.com/office/drawing/2016/5/13/chartex" xmlns:cx8="http://schemas.microsoft.com/office/drawing/2016/5/14/chartex" xmlns:mc="http://schemas.openxmlformats.org/markup-compatibility/2006" xmlns:aink="http://schemas.microsoft.com/office/drawing/2016/ink" xmlns:am3d="http://schemas.microsoft.com/office/drawing/2017/model3d" xmlns:o="urn:schemas-microsoft-com:office:office" xmlns:r="http://schemas.openxmlformats.org/officeDocument/2006/relationships" xmlns:m="http://schemas.openxmlformats.org/officeDocument/2006/math" xmlns:v="urn:schemas-microsoft-com:vml" xmlns:wp14="http://schemas.microsoft.com/office/word/2010/wordprocessingDrawing" xmlns:wp="http://schemas.openxmlformats.org/drawingml/2006/wordprocessingDrawing" xmlns:w10="urn:schemas-microsoft-com:office:word" xmlns:w="http://schemas.openxmlformats.org/wordprocessingml/2006/main" xmlns:w14="http://schemas.microsoft.com/office/word/2010/wordml" xmlns:w15="http://schemas.microsoft.com/office/word/2012/wordml" xmlns:w16cid="http://schemas.microsoft.com/office/word/2016/wordml/cid" xmlns:w16se="http://schemas.microsoft.com/office/word/2015/wordml/symex" xmlns:wpg="http://schemas.microsoft.com/office/word/2010/wordprocessingGroup" xmlns:wpi="http://schemas.microsoft.com/office/word/2010/wordprocessingInk" xmlns:wne="http://schemas.microsoft.com/office/word/2006/wordml" xmlns:wps="http://schemas.microsoft.com/office/word/2010/wordprocessingShape" mc:Ignorable="w14 w15 w16se w16cid wp14">
+<w:document xmlns:wpc="http://schemas.microsoft.com/office/word/2010/wordprocessingCanvas" xmlns:cx="http://schemas.microsoft.com/office/drawing/2014/chartex" xmlns:cx1="http://schemas.microsoft.com/office/drawing/2015/9/8/chartex" xmlns:cx2="http://schemas.microsoft.com/office/drawing/2015/10/21/chartex" xmlns:cx3="http://schemas.microsoft.com/office/drawing/2016/5/9/chartex" xmlns:cx4="http://schemas.microsoft.com/office/drawing/2016/5/10/chartex" xmlns:cx5="http://schemas.microsoft.com/office/drawing/2016/5/11/chartex" xmlns:cx6="http://schemas.microsoft.com/office/drawing/2016/5/12/chartex" xmlns:cx7="http://schemas.microsoft.com/office/drawing/2016/5/13/chartex" xmlns:cx8="http://schemas.microsoft.com/office/drawing/2016/5/14/chartex" xmlns:mc="http://schemas.openxmlformats.org/markup-compatibility/2006" xmlns:aink="http://schemas.microsoft.com/office/drawing/2016/ink" xmlns:am3d="http://schemas.microsoft.com/office/drawing/2017/model3d" xmlns:o="urn:schemas-microsoft-com:office:office" xmlns:oel="http://schemas.microsoft.com/office/2019/extlst" xmlns:r="http://schemas.openxmlformats.org/officeDocument/2006/relationships" xmlns:m="http://schemas.openxmlformats.org/officeDocument/2006/math" xmlns:v="urn:schemas-microsoft-com:vml" xmlns:wp14="http://schemas.microsoft.com/office/word/2010/wordprocessingDrawing" xmlns:wp="http://schemas.openxmlformats.org/drawingml/2006/wordprocessingDrawing" xmlns:w10="urn:schemas-microsoft-com:office:word" xmlns:w="http://schemas.openxmlformats.org/wordprocessingml/2006/main" xmlns:w14="http://schemas.microsoft.com/office/word/2010/wordml" xmlns:w15="http://schemas.microsoft.com/office/word/2012/wordml" xmlns:w16cex="http://schemas.microsoft.com/office/word/2018/wordml/cex" xmlns:w16cid="http://schemas.microsoft.com/office/word/2016/wordml/cid" xmlns:w16="http://schemas.microsoft.com/office/word/2018/wordml" xmlns:w16du="http://schemas.microsoft.com/office/word/2023/wordml/word16du" xmlns:w16sdtdh="http://schemas.microsoft.com/office/word/2020/wordml/sdtdatahash" xmlns:w16sdtfl="http://schemas.microsoft.com/office/word/2024/wordml/sdtformatlock" xmlns:w16se="http://schemas.microsoft.com/office/word/2015/wordml/symex" xmlns:wpg="http://schemas.microsoft.com/office/word/2010/wordprocessingGroup" xmlns:wpi="http://schemas.microsoft.com/office/word/2010/wordprocessingInk" xmlns:wne="http://schemas.microsoft.com/office/word/2006/wordml" xmlns:wps="http://schemas.microsoft.com/office/word/2010/wordprocessingShape" mc:Ignorable="w14 w15 w16se w16cid w16 w16cex w16sdtdh w16sdtfl w16du wp14">
   <w:body>
     <w:p>
       <w:pPr>
@@ -34,7 +34,23 @@
           <w:sz w:val="26"/>
           <w:szCs w:val="26"/>
         </w:rPr>
-        <w:t>bằng thuật toán tối ưu sao biển</w:t>
+        <w:t xml:space="preserve">bằng thuật toán tối ưu </w:t>
+      </w:r>
+      <w:r>
+        <w:rPr>
+          <w:b/>
+          <w:sz w:val="26"/>
+          <w:szCs w:val="26"/>
+        </w:rPr>
+        <w:t>S</w:t>
+      </w:r>
+      <w:r>
+        <w:rPr>
+          <w:b/>
+          <w:sz w:val="26"/>
+          <w:szCs w:val="26"/>
+        </w:rPr>
+        <w:t>ao biển</w:t>
       </w:r>
       <w:r>
         <w:rPr>
@@ -5186,16 +5202,7 @@
           <w:sz w:val="26"/>
           <w:szCs w:val="26"/>
         </w:rPr>
-        <w:t xml:space="preserve"> (2</w:t>
-      </w:r>
-      <w:bookmarkStart w:id="0" w:name="_GoBack"/>
-      <w:bookmarkEnd w:id="0"/>
-      <w:r>
-        <w:rPr>
-          <w:sz w:val="26"/>
-          <w:szCs w:val="26"/>
-        </w:rPr>
-        <w:t>550 lần đánh giá) cho lần chạy chính thức, lớn hơn đáng kể ngưỡng hội tụ quan sát được để tạo biên an toàn.</w:t>
+        <w:t xml:space="preserve"> (2550 lần đánh giá) cho lần chạy chính thức, lớn hơn đáng kể ngưỡng hội tụ quan sát được để tạo biên an toàn.</w:t>
       </w:r>
     </w:p>
     <w:p>
@@ -7752,7 +7759,7 @@
 </file>
 
 <file path=word/numbering.xml><?xml version="1.0" encoding="utf-8"?>
-<w:numbering xmlns:wpc="http://schemas.microsoft.com/office/word/2010/wordprocessingCanvas" xmlns:cx="http://schemas.microsoft.com/office/drawing/2014/chartex" xmlns:cx1="http://schemas.microsoft.com/office/drawing/2015/9/8/chartex" xmlns:cx2="http://schemas.microsoft.com/office/drawing/2015/10/21/chartex" xmlns:cx3="http://schemas.microsoft.com/office/drawing/2016/5/9/chartex" xmlns:cx4="http://schemas.microsoft.com/office/drawing/2016/5/10/chartex" xmlns:cx5="http://schemas.microsoft.com/office/drawing/2016/5/11/chartex" xmlns:cx6="http://schemas.microsoft.com/office/drawing/2016/5/12/chartex" xmlns:cx7="http://schemas.microsoft.com/office/drawing/2016/5/13/chartex" xmlns:cx8="http://schemas.microsoft.com/office/drawing/2016/5/14/chartex" xmlns:mc="http://schemas.openxmlformats.org/markup-compatibility/2006" xmlns:aink="http://schemas.microsoft.com/office/drawing/2016/ink" xmlns:am3d="http://schemas.microsoft.com/office/drawing/2017/model3d" xmlns:o="urn:schemas-microsoft-com:office:office" xmlns:r="http://schemas.openxmlformats.org/officeDocument/2006/relationships" xmlns:m="http://schemas.openxmlformats.org/officeDocument/2006/math" xmlns:v="urn:schemas-microsoft-com:vml" xmlns:wp14="http://schemas.microsoft.com/office/word/2010/wordprocessingDrawing" xmlns:wp="http://schemas.openxmlformats.org/drawingml/2006/wordprocessingDrawing" xmlns:w10="urn:schemas-microsoft-com:office:word" xmlns:w="http://schemas.openxmlformats.org/wordprocessingml/2006/main" xmlns:w14="http://schemas.microsoft.com/office/word/2010/wordml" xmlns:w15="http://schemas.microsoft.com/office/word/2012/wordml" xmlns:w16cid="http://schemas.microsoft.com/office/word/2016/wordml/cid" xmlns:w16se="http://schemas.microsoft.com/office/word/2015/wordml/symex" xmlns:wpg="http://schemas.microsoft.com/office/word/2010/wordprocessingGroup" xmlns:wpi="http://schemas.microsoft.com/office/word/2010/wordprocessingInk" xmlns:wne="http://schemas.microsoft.com/office/word/2006/wordml" xmlns:wps="http://schemas.microsoft.com/office/word/2010/wordprocessingShape" mc:Ignorable="w14 w15 w16se w16cid wp14">
+<w:numbering xmlns:wpc="http://schemas.microsoft.com/office/word/2010/wordprocessingCanvas" xmlns:cx="http://schemas.microsoft.com/office/drawing/2014/chartex" xmlns:cx1="http://schemas.microsoft.com/office/drawing/2015/9/8/chartex" xmlns:cx2="http://schemas.microsoft.com/office/drawing/2015/10/21/chartex" xmlns:cx3="http://schemas.microsoft.com/office/drawing/2016/5/9/chartex" xmlns:cx4="http://schemas.microsoft.com/office/drawing/2016/5/10/chartex" xmlns:cx5="http://schemas.microsoft.com/office/drawing/2016/5/11/chartex" xmlns:cx6="http://schemas.microsoft.com/office/drawing/2016/5/12/chartex" xmlns:cx7="http://schemas.microsoft.com/office/drawing/2016/5/13/chartex" xmlns:cx8="http://schemas.microsoft.com/office/drawing/2016/5/14/chartex" xmlns:mc="http://schemas.openxmlformats.org/markup-compatibility/2006" xmlns:aink="http://schemas.microsoft.com/office/drawing/2016/ink" xmlns:am3d="http://schemas.microsoft.com/office/drawing/2017/model3d" xmlns:o="urn:schemas-microsoft-com:office:office" xmlns:oel="http://schemas.microsoft.com/office/2019/extlst" xmlns:r="http://schemas.openxmlformats.org/officeDocument/2006/relationships" xmlns:m="http://schemas.openxmlformats.org/officeDocument/2006/math" xmlns:v="urn:schemas-microsoft-com:vml" xmlns:wp14="http://schemas.microsoft.com/office/word/2010/wordprocessingDrawing" xmlns:wp="http://schemas.openxmlformats.org/drawingml/2006/wordprocessingDrawing" xmlns:w10="urn:schemas-microsoft-com:office:word" xmlns:w="http://schemas.openxmlformats.org/wordprocessingml/2006/main" xmlns:w14="http://schemas.microsoft.com/office/word/2010/wordml" xmlns:w15="http://schemas.microsoft.com/office/word/2012/wordml" xmlns:w16cex="http://schemas.microsoft.com/office/word/2018/wordml/cex" xmlns:w16cid="http://schemas.microsoft.com/office/word/2016/wordml/cid" xmlns:w16="http://schemas.microsoft.com/office/word/2018/wordml" xmlns:w16du="http://schemas.microsoft.com/office/word/2023/wordml/word16du" xmlns:w16sdtdh="http://schemas.microsoft.com/office/word/2020/wordml/sdtdatahash" xmlns:w16sdtfl="http://schemas.microsoft.com/office/word/2024/wordml/sdtformatlock" xmlns:w16se="http://schemas.microsoft.com/office/word/2015/wordml/symex" xmlns:wpg="http://schemas.microsoft.com/office/word/2010/wordprocessingGroup" xmlns:wpi="http://schemas.microsoft.com/office/word/2010/wordprocessingInk" xmlns:wne="http://schemas.microsoft.com/office/word/2006/wordml" xmlns:wps="http://schemas.microsoft.com/office/word/2010/wordprocessingShape" mc:Ignorable="w14 w15 w16se w16cid w16 w16cex w16sdtdh w16sdtfl w16du wp14">
   <w:abstractNum w:abstractNumId="0" w15:restartNumberingAfterBreak="0">
     <w:nsid w:val="60CD75F5"/>
     <w:multiLevelType w:val="hybridMultilevel"/>
@@ -7839,7 +7846,7 @@
       </w:pPr>
     </w:lvl>
   </w:abstractNum>
-  <w:num w:numId="1">
+  <w:num w:numId="1" w16cid:durableId="1296253663">
     <w:abstractNumId w:val="0"/>
     <w:lvlOverride w:ilvl="0">
       <w:startOverride w:val="1"/>
@@ -7849,7 +7856,7 @@
 </file>
 
 <file path=word/styles.xml><?xml version="1.0" encoding="utf-8"?>
-<w:styles xmlns:mc="http://schemas.openxmlformats.org/markup-compatibility/2006" xmlns:r="http://schemas.openxmlformats.org/officeDocument/2006/relationships" xmlns:w="http://schemas.openxmlformats.org/wordprocessingml/2006/main" xmlns:w14="http://schemas.microsoft.com/office/word/2010/wordml" xmlns:w15="http://schemas.microsoft.com/office/word/2012/wordml" xmlns:w16cid="http://schemas.microsoft.com/office/word/2016/wordml/cid" xmlns:w16se="http://schemas.microsoft.com/office/word/2015/wordml/symex" mc:Ignorable="w14 w15 w16se w16cid">
+<w:styles xmlns:mc="http://schemas.openxmlformats.org/markup-compatibility/2006" xmlns:r="http://schemas.openxmlformats.org/officeDocument/2006/relationships" xmlns:w="http://schemas.openxmlformats.org/wordprocessingml/2006/main" xmlns:w14="http://schemas.microsoft.com/office/word/2010/wordml" xmlns:w15="http://schemas.microsoft.com/office/word/2012/wordml" xmlns:w16cex="http://schemas.microsoft.com/office/word/2018/wordml/cex" xmlns:w16cid="http://schemas.microsoft.com/office/word/2016/wordml/cid" xmlns:w16="http://schemas.microsoft.com/office/word/2018/wordml" xmlns:w16du="http://schemas.microsoft.com/office/word/2023/wordml/word16du" xmlns:w16sdtdh="http://schemas.microsoft.com/office/word/2020/wordml/sdtdatahash" xmlns:w16sdtfl="http://schemas.microsoft.com/office/word/2024/wordml/sdtformatlock" xmlns:w16se="http://schemas.microsoft.com/office/word/2015/wordml/symex" mc:Ignorable="w14 w15 w16se w16cid w16 w16cex w16sdtdh w16sdtfl w16du">
   <w:docDefaults>
     <w:rPrDefault>
       <w:rPr>
@@ -7861,7 +7868,7 @@
     </w:rPrDefault>
     <w:pPrDefault/>
   </w:docDefaults>
-  <w:latentStyles w:defLockedState="0" w:defUIPriority="99" w:defSemiHidden="0" w:defUnhideWhenUsed="0" w:defQFormat="0" w:count="375">
+  <w:latentStyles w:defLockedState="0" w:defUIPriority="99" w:defSemiHidden="0" w:defUnhideWhenUsed="0" w:defQFormat="0" w:count="376">
     <w:lsdException w:name="Normal" w:uiPriority="0" w:qFormat="1"/>
     <w:lsdException w:name="heading 1" w:uiPriority="9" w:qFormat="1"/>
     <w:lsdException w:name="heading 2" w:semiHidden="1" w:uiPriority="9" w:unhideWhenUsed="1" w:qFormat="1"/>
@@ -8237,6 +8244,7 @@
     <w:lsdException w:name="Smart Hyperlink" w:semiHidden="1" w:unhideWhenUsed="1"/>
     <w:lsdException w:name="Hashtag" w:semiHidden="1" w:unhideWhenUsed="1"/>
     <w:lsdException w:name="Unresolved Mention" w:semiHidden="1" w:unhideWhenUsed="1"/>
+    <w:lsdException w:name="Smart Link" w:semiHidden="1" w:unhideWhenUsed="1"/>
   </w:latentStyles>
   <w:style w:type="paragraph" w:default="1" w:styleId="Normal">
     <w:name w:val="Normal"/>
